--- a/templates_word/convocationssiap.docx
+++ b/templates_word/convocationssiap.docx
@@ -1,6 +1,6 @@
 
 <file path=word/document.xml><?xml version="1.0" encoding="utf-8"?>
-<w:document xmlns:wpc="http://schemas.microsoft.com/office/word/2010/wordprocessingCanvas" xmlns:cx="http://schemas.microsoft.com/office/drawing/2014/chartex" xmlns:cx1="http://schemas.microsoft.com/office/drawing/2015/9/8/chartex" xmlns:cx2="http://schemas.microsoft.com/office/drawing/2015/10/21/chartex" xmlns:cx3="http://schemas.microsoft.com/office/drawing/2016/5/9/chartex" xmlns:cx4="http://schemas.microsoft.com/office/drawing/2016/5/10/chartex" xmlns:cx5="http://schemas.microsoft.com/office/drawing/2016/5/11/chartex" xmlns:cx6="http://schemas.microsoft.com/office/drawing/2016/5/12/chartex" xmlns:cx7="http://schemas.microsoft.com/office/drawing/2016/5/13/chartex" xmlns:cx8="http://schemas.microsoft.com/office/drawing/2016/5/14/chartex" xmlns:mc="http://schemas.openxmlformats.org/markup-compatibility/2006" xmlns:aink="http://schemas.microsoft.com/office/drawing/2016/ink" xmlns:am3d="http://schemas.microsoft.com/office/drawing/2017/model3d" xmlns:o="urn:schemas-microsoft-com:office:office" xmlns:oel="http://schemas.microsoft.com/office/2019/extlst" xmlns:r="http://schemas.openxmlformats.org/officeDocument/2006/relationships" xmlns:m="http://schemas.openxmlformats.org/officeDocument/2006/math" xmlns:v="urn:schemas-microsoft-com:vml" xmlns:wp14="http://schemas.microsoft.com/office/word/2010/wordprocessingDrawing" xmlns:wp="http://schemas.openxmlformats.org/drawingml/2006/wordprocessingDrawing" xmlns:w10="urn:schemas-microsoft-com:office:word" xmlns:w="http://schemas.openxmlformats.org/wordprocessingml/2006/main" xmlns:w14="http://schemas.microsoft.com/office/word/2010/wordml" xmlns:w15="http://schemas.microsoft.com/office/word/2012/wordml" xmlns:w16cex="http://schemas.microsoft.com/office/word/2018/wordml/cex" xmlns:w16cid="http://schemas.microsoft.com/office/word/2016/wordml/cid" xmlns:w16="http://schemas.microsoft.com/office/word/2018/wordml" xmlns:w16du="http://schemas.microsoft.com/office/word/2023/wordml/word16du" xmlns:w16sdtdh="http://schemas.microsoft.com/office/word/2020/wordml/sdtdatahash" xmlns:w16sdtfl="http://schemas.microsoft.com/office/word/2024/wordml/sdtformatlock" xmlns:w16se="http://schemas.microsoft.com/office/word/2015/wordml/symex" xmlns:wpg="http://schemas.microsoft.com/office/word/2010/wordprocessingGroup" xmlns:wpi="http://schemas.microsoft.com/office/word/2010/wordprocessingInk" xmlns:wne="http://schemas.microsoft.com/office/word/2006/wordml" xmlns:wps="http://schemas.microsoft.com/office/word/2010/wordprocessingShape" mc:Ignorable="w14 w15 w16se w16cid w16 w16cex w16sdtdh w16sdtfl w16du wp14">
+<w:document xmlns:wpc="http://schemas.microsoft.com/office/word/2010/wordprocessingCanvas" xmlns:cx="http://schemas.microsoft.com/office/drawing/2014/chartex" xmlns:cx1="http://schemas.microsoft.com/office/drawing/2015/9/8/chartex" xmlns:cx2="http://schemas.microsoft.com/office/drawing/2015/10/21/chartex" xmlns:cx3="http://schemas.microsoft.com/office/drawing/2016/5/9/chartex" xmlns:cx4="http://schemas.microsoft.com/office/drawing/2016/5/10/chartex" xmlns:cx5="http://schemas.microsoft.com/office/drawing/2016/5/11/chartex" xmlns:cx6="http://schemas.microsoft.com/office/drawing/2016/5/12/chartex" xmlns:cx7="http://schemas.microsoft.com/office/drawing/2016/5/13/chartex" xmlns:cx8="http://schemas.microsoft.com/office/drawing/2016/5/14/chartex" xmlns:mc="http://schemas.openxmlformats.org/markup-compatibility/2006" xmlns:m="http://schemas.openxmlformats.org/officeDocument/2006/math" xmlns:aink="http://schemas.microsoft.com/office/drawing/2016/ink" xmlns:am3d="http://schemas.microsoft.com/office/drawing/2017/model3d" xmlns:oel="http://schemas.microsoft.com/office/2019/extlst" xmlns:r="http://schemas.openxmlformats.org/officeDocument/2006/relationships" xmlns:wp14="http://schemas.microsoft.com/office/word/2010/wordprocessingDrawing" xmlns:wp="http://schemas.openxmlformats.org/drawingml/2006/wordprocessingDrawing" xmlns:wpg="http://schemas.microsoft.com/office/word/2010/wordprocessingGroup" xmlns:wpi="http://schemas.microsoft.com/office/word/2010/wordprocessingInk" xmlns:wps="http://schemas.microsoft.com/office/word/2010/wordprocessingShape" xmlns:o="urn:schemas-microsoft-com:office:office" xmlns:v="urn:schemas-microsoft-com:vml" xmlns:w10="urn:schemas-microsoft-com:office:word" xmlns:w="http://schemas.openxmlformats.org/wordprocessingml/2006/main" xmlns:w14="http://schemas.microsoft.com/office/word/2010/wordml" xmlns:w15="http://schemas.microsoft.com/office/word/2012/wordml" xmlns:w16cei="http://schemas.microsoft.com/office/word/2026/wordml/cei" xmlns:w16cex="http://schemas.microsoft.com/office/word/2018/wordml/cex" xmlns:w16cid="http://schemas.microsoft.com/office/word/2016/wordml/cid" xmlns:w16="http://schemas.microsoft.com/office/word/2018/wordml" xmlns:w16sdtdh="http://schemas.microsoft.com/office/word/2020/wordml/sdtdatahash" xmlns:w16sdtfl="http://schemas.microsoft.com/office/word/2024/wordml/sdtformatlock" xmlns:w16se="http://schemas.microsoft.com/office/word/2015/wordml/symex" xmlns:w16du="http://schemas.microsoft.com/office/word/2023/wordml/word16du" xmlns:wne="http://schemas.microsoft.com/office/word/2006/wordml" mc:Ignorable="w14 w15 w16se w16cid w16 w16cex w16sdtdh w16sdtfl w16du wp14">
   <w:body>
     <w:p>
       <w:pPr>
@@ -60,14 +60,7 @@
           <w:b/>
           <w:sz w:val="34"/>
         </w:rPr>
-        <w:t xml:space="preserve">CONVOCATION </w:t>
-      </w:r>
-      <w:r>
-        <w:rPr>
-          <w:b/>
-          <w:sz w:val="34"/>
-        </w:rPr>
-        <w:t>SSIAP 1</w:t>
+        <w:t>CONVOCATION SSIAP 1</w:t>
       </w:r>
     </w:p>
     <w:p>
@@ -79,35 +72,7 @@
         <w:rPr>
           <w:i/>
         </w:rPr>
-        <w:t xml:space="preserve">Service de Sécurité </w:t>
-      </w:r>
-      <w:proofErr w:type="spellStart"/>
-      <w:r>
-        <w:rPr>
-          <w:i/>
-        </w:rPr>
-        <w:t>Incendie</w:t>
-      </w:r>
-      <w:proofErr w:type="spellEnd"/>
-      <w:r>
-        <w:rPr>
-          <w:i/>
-        </w:rPr>
-        <w:t xml:space="preserve"> et </w:t>
-      </w:r>
-      <w:proofErr w:type="spellStart"/>
-      <w:r>
-        <w:rPr>
-          <w:i/>
-        </w:rPr>
-        <w:t>d’Assistance</w:t>
-      </w:r>
-      <w:proofErr w:type="spellEnd"/>
-      <w:r>
-        <w:rPr>
-          <w:i/>
-        </w:rPr>
-        <w:t xml:space="preserve"> à Personnes - Niveau 1</w:t>
+        <w:t>Service de Sécurité Incendie et d’Assistance à Personnes - Niveau 1</w:t>
       </w:r>
     </w:p>
     <w:p>
@@ -198,7 +163,6 @@
             <w:pPr>
               <w:spacing w:after="0"/>
             </w:pPr>
-            <w:proofErr w:type="spellStart"/>
             <w:r>
               <w:rPr>
                 <w:b/>
@@ -206,7 +170,6 @@
               </w:rPr>
               <w:t>Apprenant</w:t>
             </w:r>
-            <w:proofErr w:type="spellEnd"/>
           </w:p>
         </w:tc>
         <w:tc>
@@ -229,41 +192,13 @@
             <w:pPr>
               <w:spacing w:after="0"/>
             </w:pPr>
-            <w:proofErr w:type="gramStart"/>
             <w:r>
               <w:rPr>
                 <w:b/>
                 <w:color w:val="0033A0"/>
                 <w:szCs w:val="20"/>
               </w:rPr>
-              <w:t xml:space="preserve">{{ </w:t>
-            </w:r>
-            <w:proofErr w:type="spellStart"/>
-            <w:r>
-              <w:rPr>
-                <w:b/>
-                <w:color w:val="0033A0"/>
-                <w:szCs w:val="20"/>
-              </w:rPr>
-              <w:t>nom</w:t>
-            </w:r>
-            <w:proofErr w:type="gramEnd"/>
-            <w:r>
-              <w:rPr>
-                <w:b/>
-                <w:color w:val="0033A0"/>
-                <w:szCs w:val="20"/>
-              </w:rPr>
-              <w:t>_complet</w:t>
-            </w:r>
-            <w:proofErr w:type="spellEnd"/>
-            <w:r>
-              <w:rPr>
-                <w:b/>
-                <w:color w:val="0033A0"/>
-                <w:szCs w:val="20"/>
-              </w:rPr>
-              <w:t xml:space="preserve"> }}</w:t>
+              <w:t>{{ nom_complet }}</w:t>
             </w:r>
             <w:r>
               <w:rPr>
@@ -340,27 +275,7 @@
                 <w:bCs/>
                 <w:szCs w:val="20"/>
               </w:rPr>
-              <w:t xml:space="preserve">de sécurité </w:t>
-            </w:r>
-            <w:proofErr w:type="spellStart"/>
-            <w:r>
-              <w:rPr>
-                <w:rFonts w:cs="Arial"/>
-                <w:b/>
-                <w:bCs/>
-                <w:szCs w:val="20"/>
-              </w:rPr>
-              <w:t>incendie</w:t>
-            </w:r>
-            <w:proofErr w:type="spellEnd"/>
-            <w:r>
-              <w:rPr>
-                <w:rFonts w:cs="Arial"/>
-                <w:b/>
-                <w:bCs/>
-                <w:szCs w:val="20"/>
-              </w:rPr>
-              <w:t xml:space="preserve"> SSIAP 1</w:t>
+              <w:t>de sécurité incendie SSIAP 1</w:t>
             </w:r>
             <w:r>
               <w:rPr>
@@ -454,42 +369,12 @@
             <w:pPr>
               <w:spacing w:after="0"/>
             </w:pPr>
-            <w:proofErr w:type="spellStart"/>
             <w:r>
               <w:rPr>
                 <w:szCs w:val="20"/>
               </w:rPr>
-              <w:t>Intégrale</w:t>
+              <w:t>Intégrale Academy - 54 chemin du Carreou - 83480 Puget-sur-Argens</w:t>
             </w:r>
-            <w:proofErr w:type="spellEnd"/>
-            <w:r>
-              <w:rPr>
-                <w:szCs w:val="20"/>
-              </w:rPr>
-              <w:t xml:space="preserve"> Academy - 54 chemin du </w:t>
-            </w:r>
-            <w:proofErr w:type="spellStart"/>
-            <w:r>
-              <w:rPr>
-                <w:szCs w:val="20"/>
-              </w:rPr>
-              <w:t>Carreou</w:t>
-            </w:r>
-            <w:proofErr w:type="spellEnd"/>
-            <w:r>
-              <w:rPr>
-                <w:szCs w:val="20"/>
-              </w:rPr>
-              <w:t xml:space="preserve"> - 83480 Puget-sur-</w:t>
-            </w:r>
-            <w:proofErr w:type="spellStart"/>
-            <w:r>
-              <w:rPr>
-                <w:szCs w:val="20"/>
-              </w:rPr>
-              <w:t>Argens</w:t>
-            </w:r>
-            <w:proofErr w:type="spellEnd"/>
           </w:p>
         </w:tc>
       </w:tr>
@@ -521,37 +406,12 @@
                 <w:sz w:val="19"/>
               </w:rPr>
             </w:pPr>
-            <w:proofErr w:type="spellStart"/>
             <w:r>
               <w:rPr>
                 <w:b/>
                 <w:szCs w:val="20"/>
               </w:rPr>
-              <w:t>Modalités</w:t>
-            </w:r>
-            <w:proofErr w:type="spellEnd"/>
-            <w:r>
-              <w:rPr>
-                <w:b/>
-                <w:szCs w:val="20"/>
-              </w:rPr>
-              <w:t xml:space="preserve"> de </w:t>
-            </w:r>
-            <w:proofErr w:type="spellStart"/>
-            <w:r>
-              <w:rPr>
-                <w:b/>
-                <w:szCs w:val="20"/>
-              </w:rPr>
-              <w:t>suivi</w:t>
-            </w:r>
-            <w:proofErr w:type="spellEnd"/>
-            <w:r>
-              <w:rPr>
-                <w:b/>
-                <w:szCs w:val="20"/>
-              </w:rPr>
-              <w:t xml:space="preserve"> de la formation </w:t>
+              <w:t xml:space="preserve">Modalités de suivi de la formation </w:t>
             </w:r>
           </w:p>
         </w:tc>
@@ -572,33 +432,11 @@
             </w:tcMar>
           </w:tcPr>
           <w:p>
-            <w:proofErr w:type="spellStart"/>
             <w:r>
               <w:rPr>
                 <w:szCs w:val="20"/>
               </w:rPr>
               <w:t>Présentiel</w:t>
-            </w:r>
-            <w:proofErr w:type="spellEnd"/>
-            <w:r>
-              <w:rPr>
-                <w:szCs w:val="20"/>
-              </w:rPr>
-              <w:t xml:space="preserve"> + </w:t>
-            </w:r>
-            <w:proofErr w:type="spellStart"/>
-            <w:r>
-              <w:rPr>
-                <w:szCs w:val="20"/>
-              </w:rPr>
-              <w:t>Distanciel</w:t>
-            </w:r>
-            <w:proofErr w:type="spellEnd"/>
-            <w:r>
-              <w:rPr>
-                <w:szCs w:val="20"/>
-              </w:rPr>
-              <w:t xml:space="preserve"> </w:t>
             </w:r>
           </w:p>
         </w:tc>
@@ -722,7 +560,6 @@
                 <w:szCs w:val="20"/>
               </w:rPr>
             </w:pPr>
-            <w:proofErr w:type="gramStart"/>
             <w:r>
               <w:rPr>
                 <w:b/>
@@ -730,37 +567,7 @@
                 <w:sz w:val="24"/>
                 <w:szCs w:val="28"/>
               </w:rPr>
-              <w:t xml:space="preserve">{{ </w:t>
-            </w:r>
-            <w:proofErr w:type="spellStart"/>
-            <w:r>
-              <w:rPr>
-                <w:b/>
-                <w:color w:val="000000" w:themeColor="text1"/>
-                <w:sz w:val="24"/>
-                <w:szCs w:val="28"/>
-              </w:rPr>
-              <w:t>nom</w:t>
-            </w:r>
-            <w:proofErr w:type="gramEnd"/>
-            <w:r>
-              <w:rPr>
-                <w:b/>
-                <w:color w:val="000000" w:themeColor="text1"/>
-                <w:sz w:val="24"/>
-                <w:szCs w:val="28"/>
-              </w:rPr>
-              <w:t>_complet</w:t>
-            </w:r>
-            <w:proofErr w:type="spellEnd"/>
-            <w:r>
-              <w:rPr>
-                <w:b/>
-                <w:color w:val="000000" w:themeColor="text1"/>
-                <w:sz w:val="24"/>
-                <w:szCs w:val="28"/>
-              </w:rPr>
-              <w:t xml:space="preserve"> }}</w:t>
+              <w:t>{{ nom_complet }}</w:t>
             </w:r>
             <w:r>
               <w:rPr>
@@ -771,87 +578,13 @@
               </w:rPr>
               <w:br/>
             </w:r>
-            <w:proofErr w:type="gramStart"/>
             <w:r>
               <w:rPr>
                 <w:color w:val="000000" w:themeColor="text1"/>
                 <w:sz w:val="24"/>
                 <w:szCs w:val="28"/>
               </w:rPr>
-              <w:t xml:space="preserve">{{ </w:t>
-            </w:r>
-            <w:proofErr w:type="spellStart"/>
-            <w:r>
-              <w:rPr>
-                <w:color w:val="000000" w:themeColor="text1"/>
-                <w:sz w:val="24"/>
-                <w:szCs w:val="28"/>
-              </w:rPr>
-              <w:t>code</w:t>
-            </w:r>
-            <w:proofErr w:type="gramEnd"/>
-            <w:r>
-              <w:rPr>
-                <w:color w:val="000000" w:themeColor="text1"/>
-                <w:sz w:val="24"/>
-                <w:szCs w:val="28"/>
-              </w:rPr>
-              <w:t>_</w:t>
-            </w:r>
-            <w:proofErr w:type="gramStart"/>
-            <w:r>
-              <w:rPr>
-                <w:color w:val="000000" w:themeColor="text1"/>
-                <w:sz w:val="24"/>
-                <w:szCs w:val="28"/>
-              </w:rPr>
-              <w:t>postal</w:t>
-            </w:r>
-            <w:proofErr w:type="spellEnd"/>
-            <w:r>
-              <w:rPr>
-                <w:color w:val="000000" w:themeColor="text1"/>
-                <w:sz w:val="24"/>
-                <w:szCs w:val="28"/>
-              </w:rPr>
-              <w:t xml:space="preserve"> }</w:t>
-            </w:r>
-            <w:proofErr w:type="gramEnd"/>
-            <w:r>
-              <w:rPr>
-                <w:color w:val="000000" w:themeColor="text1"/>
-                <w:sz w:val="24"/>
-                <w:szCs w:val="28"/>
-              </w:rPr>
-              <w:t xml:space="preserve">} </w:t>
-            </w:r>
-            <w:proofErr w:type="gramStart"/>
-            <w:r>
-              <w:rPr>
-                <w:color w:val="000000" w:themeColor="text1"/>
-                <w:sz w:val="24"/>
-                <w:szCs w:val="28"/>
-              </w:rPr>
-              <w:t xml:space="preserve">{{ </w:t>
-            </w:r>
-            <w:proofErr w:type="spellStart"/>
-            <w:r>
-              <w:rPr>
-                <w:color w:val="000000" w:themeColor="text1"/>
-                <w:sz w:val="24"/>
-                <w:szCs w:val="28"/>
-              </w:rPr>
-              <w:t>ville</w:t>
-            </w:r>
-            <w:proofErr w:type="spellEnd"/>
-            <w:proofErr w:type="gramEnd"/>
-            <w:r>
-              <w:rPr>
-                <w:color w:val="000000" w:themeColor="text1"/>
-                <w:sz w:val="24"/>
-                <w:szCs w:val="28"/>
-              </w:rPr>
-              <w:t xml:space="preserve"> }}</w:t>
+              <w:t>{{ code_postal }} {{ ville }}</w:t>
             </w:r>
           </w:p>
         </w:tc>
@@ -866,59 +599,13 @@
           <w:szCs w:val="20"/>
         </w:rPr>
       </w:pPr>
-      <w:proofErr w:type="gramStart"/>
       <w:r>
         <w:rPr>
           <w:b/>
           <w:color w:val="000000" w:themeColor="text1"/>
           <w:szCs w:val="20"/>
         </w:rPr>
-        <w:t xml:space="preserve">{{ </w:t>
-      </w:r>
-      <w:proofErr w:type="spellStart"/>
-      <w:r>
-        <w:rPr>
-          <w:b/>
-          <w:color w:val="000000" w:themeColor="text1"/>
-          <w:szCs w:val="20"/>
-        </w:rPr>
-        <w:t>nom</w:t>
-      </w:r>
-      <w:proofErr w:type="gramEnd"/>
-      <w:r>
-        <w:rPr>
-          <w:b/>
-          <w:color w:val="000000" w:themeColor="text1"/>
-          <w:szCs w:val="20"/>
-        </w:rPr>
-        <w:t>_</w:t>
-      </w:r>
-      <w:proofErr w:type="gramStart"/>
-      <w:r>
-        <w:rPr>
-          <w:b/>
-          <w:color w:val="000000" w:themeColor="text1"/>
-          <w:szCs w:val="20"/>
-        </w:rPr>
-        <w:t>complet</w:t>
-      </w:r>
-      <w:proofErr w:type="spellEnd"/>
-      <w:r>
-        <w:rPr>
-          <w:b/>
-          <w:color w:val="000000" w:themeColor="text1"/>
-          <w:szCs w:val="20"/>
-        </w:rPr>
-        <w:t xml:space="preserve"> }</w:t>
-      </w:r>
-      <w:proofErr w:type="gramEnd"/>
-      <w:r>
-        <w:rPr>
-          <w:b/>
-          <w:color w:val="000000" w:themeColor="text1"/>
-          <w:szCs w:val="20"/>
-        </w:rPr>
-        <w:t>}</w:t>
+        <w:t>{{ nom_complet }}</w:t>
       </w:r>
       <w:r>
         <w:rPr>
@@ -940,30 +627,8 @@
         <w:rPr>
           <w:szCs w:val="20"/>
         </w:rPr>
-        <w:t xml:space="preserve">Nous </w:t>
+        <w:t>Nous avons le plaisir de vous confirmer votre inscription en formation :</w:t>
       </w:r>
-      <w:proofErr w:type="spellStart"/>
-      <w:r>
-        <w:rPr>
-          <w:szCs w:val="20"/>
-        </w:rPr>
-        <w:t>avons</w:t>
-      </w:r>
-      <w:proofErr w:type="spellEnd"/>
-      <w:r>
-        <w:rPr>
-          <w:szCs w:val="20"/>
-        </w:rPr>
-        <w:t xml:space="preserve"> le plaisir de vous confirmer votre inscription en </w:t>
-      </w:r>
-      <w:proofErr w:type="gramStart"/>
-      <w:r>
-        <w:rPr>
-          <w:szCs w:val="20"/>
-        </w:rPr>
-        <w:t>formation :</w:t>
-      </w:r>
-      <w:proofErr w:type="gramEnd"/>
     </w:p>
     <w:p>
       <w:pPr>
@@ -992,16 +657,8 @@
         <w:rPr>
           <w:szCs w:val="20"/>
         </w:rPr>
-        <w:t xml:space="preserve">Les modalités pratiques de déroulement sont les </w:t>
+        <w:t>Les modalités pratiques de déroulement sont les suivantes :</w:t>
       </w:r>
-      <w:proofErr w:type="gramStart"/>
-      <w:r>
-        <w:rPr>
-          <w:szCs w:val="20"/>
-        </w:rPr>
-        <w:t>suivantes :</w:t>
-      </w:r>
-      <w:proofErr w:type="gramEnd"/>
     </w:p>
     <w:tbl>
       <w:tblPr>
@@ -1044,7 +701,6 @@
                 <w:szCs w:val="20"/>
               </w:rPr>
             </w:pPr>
-            <w:proofErr w:type="spellStart"/>
             <w:r>
               <w:rPr>
                 <w:b/>
@@ -1052,7 +708,6 @@
               </w:rPr>
               <w:t>Intitulé</w:t>
             </w:r>
-            <w:proofErr w:type="spellEnd"/>
           </w:p>
         </w:tc>
         <w:tc>
@@ -1084,23 +739,7 @@
                 <w:b/>
                 <w:szCs w:val="20"/>
               </w:rPr>
-              <w:t xml:space="preserve">Date et </w:t>
-            </w:r>
-            <w:proofErr w:type="spellStart"/>
-            <w:r>
-              <w:rPr>
-                <w:b/>
-                <w:szCs w:val="20"/>
-              </w:rPr>
-              <w:t>heure</w:t>
-            </w:r>
-            <w:proofErr w:type="spellEnd"/>
-            <w:r>
-              <w:rPr>
-                <w:b/>
-                <w:szCs w:val="20"/>
-              </w:rPr>
-              <w:t xml:space="preserve"> de convocation</w:t>
+              <w:t>Date et heure de convocation</w:t>
             </w:r>
           </w:p>
         </w:tc>
@@ -1236,7 +875,6 @@
                 <w:szCs w:val="20"/>
               </w:rPr>
             </w:pPr>
-            <w:proofErr w:type="gramStart"/>
             <w:r>
               <w:rPr>
                 <w:rFonts w:eastAsiaTheme="minorEastAsia" w:cs="Arial"/>
@@ -1244,57 +882,7 @@
                 <w:szCs w:val="20"/>
                 <w:lang w:val="fr-FR"/>
               </w:rPr>
-              <w:t xml:space="preserve">{{ </w:t>
-            </w:r>
-            <w:proofErr w:type="spellStart"/>
-            <w:r>
-              <w:rPr>
-                <w:rFonts w:eastAsiaTheme="minorEastAsia" w:cs="Arial"/>
-                <w:color w:val="auto"/>
-                <w:szCs w:val="20"/>
-                <w:lang w:val="fr-FR"/>
-              </w:rPr>
-              <w:t>date</w:t>
-            </w:r>
-            <w:proofErr w:type="gramEnd"/>
-            <w:r>
-              <w:rPr>
-                <w:rFonts w:eastAsiaTheme="minorEastAsia" w:cs="Arial"/>
-                <w:color w:val="auto"/>
-                <w:szCs w:val="20"/>
-                <w:lang w:val="fr-FR"/>
-              </w:rPr>
-              <w:t>_debut_</w:t>
-            </w:r>
-            <w:proofErr w:type="gramStart"/>
-            <w:r>
-              <w:rPr>
-                <w:rFonts w:eastAsiaTheme="minorEastAsia" w:cs="Arial"/>
-                <w:color w:val="auto"/>
-                <w:szCs w:val="20"/>
-                <w:lang w:val="fr-FR"/>
-              </w:rPr>
-              <w:t>formation</w:t>
-            </w:r>
-            <w:proofErr w:type="spellEnd"/>
-            <w:r>
-              <w:rPr>
-                <w:rFonts w:eastAsiaTheme="minorEastAsia" w:cs="Arial"/>
-                <w:color w:val="auto"/>
-                <w:szCs w:val="20"/>
-                <w:lang w:val="fr-FR"/>
-              </w:rPr>
-              <w:t xml:space="preserve"> }</w:t>
-            </w:r>
-            <w:proofErr w:type="gramEnd"/>
-            <w:r>
-              <w:rPr>
-                <w:rFonts w:eastAsiaTheme="minorEastAsia" w:cs="Arial"/>
-                <w:color w:val="auto"/>
-                <w:szCs w:val="20"/>
-                <w:lang w:val="fr-FR"/>
-              </w:rPr>
-              <w:t>}</w:t>
+              <w:t>{{ date_debut_formation }}</w:t>
             </w:r>
             <w:r>
               <w:rPr>
@@ -1371,21 +959,12 @@
                 <w:szCs w:val="20"/>
               </w:rPr>
             </w:pPr>
-            <w:proofErr w:type="spellStart"/>
             <w:r>
               <w:rPr>
                 <w:rFonts w:cs="Arial"/>
                 <w:szCs w:val="20"/>
               </w:rPr>
-              <w:t>Intégrale</w:t>
-            </w:r>
-            <w:proofErr w:type="spellEnd"/>
-            <w:r>
-              <w:rPr>
-                <w:rFonts w:cs="Arial"/>
-                <w:szCs w:val="20"/>
-              </w:rPr>
-              <w:t xml:space="preserve"> Academy</w:t>
+              <w:t>Intégrale Academy</w:t>
             </w:r>
           </w:p>
           <w:p>
@@ -1402,17 +981,8 @@
                 <w:rFonts w:cs="Arial"/>
                 <w:szCs w:val="20"/>
               </w:rPr>
-              <w:t xml:space="preserve">54 chemin du </w:t>
+              <w:t>54 chemin du Carreou</w:t>
             </w:r>
-            <w:proofErr w:type="spellStart"/>
-            <w:r>
-              <w:rPr>
-                <w:rFonts w:cs="Arial"/>
-                <w:szCs w:val="20"/>
-              </w:rPr>
-              <w:t>Carreou</w:t>
-            </w:r>
-            <w:proofErr w:type="spellEnd"/>
           </w:p>
           <w:p>
             <w:pPr>
@@ -1464,23 +1034,13 @@
         </w:rPr>
         <w:fldChar w:fldCharType="separate"/>
       </w:r>
-      <w:proofErr w:type="gramStart"/>
       <w:r>
         <w:rPr>
           <w:rFonts w:cs="Arial"/>
           <w:color w:val="FFFFFF"/>
           <w:szCs w:val="20"/>
         </w:rPr>
-        <w:t>[:AFs</w:t>
-      </w:r>
-      <w:proofErr w:type="gramEnd"/>
-      <w:r>
-        <w:rPr>
-          <w:rFonts w:cs="Arial"/>
-          <w:color w:val="FFFFFF"/>
-          <w:szCs w:val="20"/>
-        </w:rPr>
-        <w:t>]</w:t>
+        <w:t>[:AFs]</w:t>
       </w:r>
       <w:r>
         <w:rPr>
@@ -1509,227 +1069,7 @@
           <w:bCs/>
           <w:szCs w:val="20"/>
         </w:rPr>
-        <w:t xml:space="preserve">En </w:t>
-      </w:r>
-      <w:proofErr w:type="spellStart"/>
-      <w:r>
-        <w:rPr>
-          <w:rFonts w:cs="Arial"/>
-          <w:b/>
-          <w:bCs/>
-          <w:szCs w:val="20"/>
-        </w:rPr>
-        <w:t>cas</w:t>
-      </w:r>
-      <w:proofErr w:type="spellEnd"/>
-      <w:r>
-        <w:rPr>
-          <w:rFonts w:cs="Arial"/>
-          <w:b/>
-          <w:bCs/>
-          <w:szCs w:val="20"/>
-        </w:rPr>
-        <w:t xml:space="preserve"> </w:t>
-      </w:r>
-      <w:proofErr w:type="spellStart"/>
-      <w:r>
-        <w:rPr>
-          <w:rFonts w:cs="Arial"/>
-          <w:b/>
-          <w:bCs/>
-          <w:szCs w:val="20"/>
-        </w:rPr>
-        <w:t>d’indisponibilité</w:t>
-      </w:r>
-      <w:proofErr w:type="spellEnd"/>
-      <w:r>
-        <w:rPr>
-          <w:rFonts w:cs="Arial"/>
-          <w:b/>
-          <w:bCs/>
-          <w:szCs w:val="20"/>
-        </w:rPr>
-        <w:t xml:space="preserve"> </w:t>
-      </w:r>
-      <w:proofErr w:type="spellStart"/>
-      <w:r>
-        <w:rPr>
-          <w:rFonts w:cs="Arial"/>
-          <w:b/>
-          <w:bCs/>
-          <w:szCs w:val="20"/>
-        </w:rPr>
-        <w:t>ou</w:t>
-      </w:r>
-      <w:proofErr w:type="spellEnd"/>
-      <w:r>
-        <w:rPr>
-          <w:rFonts w:cs="Arial"/>
-          <w:b/>
-          <w:bCs/>
-          <w:szCs w:val="20"/>
-        </w:rPr>
-        <w:t xml:space="preserve"> de </w:t>
-      </w:r>
-      <w:proofErr w:type="spellStart"/>
-      <w:r>
-        <w:rPr>
-          <w:rFonts w:cs="Arial"/>
-          <w:b/>
-          <w:bCs/>
-          <w:szCs w:val="20"/>
-        </w:rPr>
-        <w:t>renoncement</w:t>
-      </w:r>
-      <w:proofErr w:type="spellEnd"/>
-      <w:r>
-        <w:rPr>
-          <w:rFonts w:cs="Arial"/>
-          <w:b/>
-          <w:bCs/>
-          <w:szCs w:val="20"/>
-        </w:rPr>
-        <w:t xml:space="preserve">, nous vous </w:t>
-      </w:r>
-      <w:proofErr w:type="spellStart"/>
-      <w:r>
-        <w:rPr>
-          <w:rFonts w:cs="Arial"/>
-          <w:b/>
-          <w:bCs/>
-          <w:szCs w:val="20"/>
-        </w:rPr>
-        <w:t>remercions</w:t>
-      </w:r>
-      <w:proofErr w:type="spellEnd"/>
-      <w:r>
-        <w:rPr>
-          <w:rFonts w:cs="Arial"/>
-          <w:b/>
-          <w:bCs/>
-          <w:szCs w:val="20"/>
-        </w:rPr>
-        <w:t xml:space="preserve"> de bien </w:t>
-      </w:r>
-      <w:proofErr w:type="spellStart"/>
-      <w:r>
-        <w:rPr>
-          <w:rFonts w:cs="Arial"/>
-          <w:b/>
-          <w:bCs/>
-          <w:szCs w:val="20"/>
-        </w:rPr>
-        <w:t>vouloir</w:t>
-      </w:r>
-      <w:proofErr w:type="spellEnd"/>
-      <w:r>
-        <w:rPr>
-          <w:rFonts w:cs="Arial"/>
-          <w:b/>
-          <w:bCs/>
-          <w:szCs w:val="20"/>
-        </w:rPr>
-        <w:t xml:space="preserve"> nous </w:t>
-      </w:r>
-      <w:proofErr w:type="spellStart"/>
-      <w:r>
-        <w:rPr>
-          <w:rFonts w:cs="Arial"/>
-          <w:b/>
-          <w:bCs/>
-          <w:szCs w:val="20"/>
-        </w:rPr>
-        <w:t>avertir</w:t>
-      </w:r>
-      <w:proofErr w:type="spellEnd"/>
-      <w:r>
-        <w:rPr>
-          <w:rFonts w:cs="Arial"/>
-          <w:b/>
-          <w:bCs/>
-          <w:szCs w:val="20"/>
-        </w:rPr>
-        <w:t xml:space="preserve"> </w:t>
-      </w:r>
-      <w:proofErr w:type="spellStart"/>
-      <w:r>
-        <w:rPr>
-          <w:rFonts w:cs="Arial"/>
-          <w:b/>
-          <w:bCs/>
-          <w:szCs w:val="20"/>
-        </w:rPr>
-        <w:t>dès</w:t>
-      </w:r>
-      <w:proofErr w:type="spellEnd"/>
-      <w:r>
-        <w:rPr>
-          <w:rFonts w:cs="Arial"/>
-          <w:b/>
-          <w:bCs/>
-          <w:szCs w:val="20"/>
-        </w:rPr>
-        <w:t xml:space="preserve"> </w:t>
-      </w:r>
-      <w:proofErr w:type="spellStart"/>
-      <w:r>
-        <w:rPr>
-          <w:rFonts w:cs="Arial"/>
-          <w:b/>
-          <w:bCs/>
-          <w:szCs w:val="20"/>
-        </w:rPr>
-        <w:t>que</w:t>
-      </w:r>
-      <w:proofErr w:type="spellEnd"/>
-      <w:r>
-        <w:rPr>
-          <w:rFonts w:cs="Arial"/>
-          <w:b/>
-          <w:bCs/>
-          <w:szCs w:val="20"/>
-        </w:rPr>
-        <w:t xml:space="preserve"> possible par </w:t>
-      </w:r>
-      <w:proofErr w:type="spellStart"/>
-      <w:r>
-        <w:rPr>
-          <w:rFonts w:cs="Arial"/>
-          <w:b/>
-          <w:bCs/>
-          <w:szCs w:val="20"/>
-        </w:rPr>
-        <w:t>téléphone</w:t>
-      </w:r>
-      <w:proofErr w:type="spellEnd"/>
-      <w:r>
-        <w:rPr>
-          <w:rFonts w:cs="Arial"/>
-          <w:b/>
-          <w:bCs/>
-          <w:szCs w:val="20"/>
-        </w:rPr>
-        <w:t xml:space="preserve"> au 04 22 47 07 68 </w:t>
-      </w:r>
-      <w:proofErr w:type="spellStart"/>
-      <w:r>
-        <w:rPr>
-          <w:rFonts w:cs="Arial"/>
-          <w:b/>
-          <w:bCs/>
-          <w:szCs w:val="20"/>
-        </w:rPr>
-        <w:t>ou</w:t>
-      </w:r>
-      <w:proofErr w:type="spellEnd"/>
-      <w:r>
-        <w:rPr>
-          <w:rFonts w:cs="Arial"/>
-          <w:b/>
-          <w:bCs/>
-          <w:szCs w:val="20"/>
-        </w:rPr>
-        <w:t xml:space="preserve"> par email à ecole@integraleacademy.com.</w:t>
+        <w:t>En cas d’indisponibilité ou de renoncement, nous vous remercions de bien vouloir nous avertir dès que possible par téléphone au 04 22 47 07 68 ou par email à ecole@integraleacademy.com.</w:t>
       </w:r>
     </w:p>
     <w:p>
@@ -1746,151 +1086,7 @@
           <w:rFonts w:cs="Arial"/>
           <w:szCs w:val="20"/>
         </w:rPr>
-        <w:t xml:space="preserve">Nous </w:t>
-      </w:r>
-      <w:proofErr w:type="spellStart"/>
-      <w:r>
-        <w:rPr>
-          <w:rFonts w:cs="Arial"/>
-          <w:szCs w:val="20"/>
-        </w:rPr>
-        <w:t>restons</w:t>
-      </w:r>
-      <w:proofErr w:type="spellEnd"/>
-      <w:r>
-        <w:rPr>
-          <w:rFonts w:cs="Arial"/>
-          <w:szCs w:val="20"/>
-        </w:rPr>
-        <w:t xml:space="preserve"> à </w:t>
-      </w:r>
-      <w:proofErr w:type="spellStart"/>
-      <w:r>
-        <w:rPr>
-          <w:rFonts w:cs="Arial"/>
-          <w:szCs w:val="20"/>
-        </w:rPr>
-        <w:t>votre</w:t>
-      </w:r>
-      <w:proofErr w:type="spellEnd"/>
-      <w:r>
-        <w:rPr>
-          <w:rFonts w:cs="Arial"/>
-          <w:szCs w:val="20"/>
-        </w:rPr>
-        <w:t xml:space="preserve"> disposition pour tout </w:t>
-      </w:r>
-      <w:proofErr w:type="spellStart"/>
-      <w:r>
-        <w:rPr>
-          <w:rFonts w:cs="Arial"/>
-          <w:szCs w:val="20"/>
-        </w:rPr>
-        <w:t>renseignement</w:t>
-      </w:r>
-      <w:proofErr w:type="spellEnd"/>
-      <w:r>
-        <w:rPr>
-          <w:rFonts w:cs="Arial"/>
-          <w:szCs w:val="20"/>
-        </w:rPr>
-        <w:t xml:space="preserve"> </w:t>
-      </w:r>
-      <w:proofErr w:type="spellStart"/>
-      <w:r>
-        <w:rPr>
-          <w:rFonts w:cs="Arial"/>
-          <w:szCs w:val="20"/>
-        </w:rPr>
-        <w:t>complémentaire</w:t>
-      </w:r>
-      <w:proofErr w:type="spellEnd"/>
-      <w:r>
-        <w:rPr>
-          <w:rFonts w:cs="Arial"/>
-          <w:szCs w:val="20"/>
-        </w:rPr>
-        <w:t xml:space="preserve"> et vous prions de </w:t>
-      </w:r>
-      <w:proofErr w:type="spellStart"/>
-      <w:r>
-        <w:rPr>
-          <w:rFonts w:cs="Arial"/>
-          <w:szCs w:val="20"/>
-        </w:rPr>
-        <w:t>croire</w:t>
-      </w:r>
-      <w:proofErr w:type="spellEnd"/>
-      <w:r>
-        <w:rPr>
-          <w:rFonts w:cs="Arial"/>
-          <w:szCs w:val="20"/>
-        </w:rPr>
-        <w:t xml:space="preserve"> </w:t>
-      </w:r>
-      <w:proofErr w:type="spellStart"/>
-      <w:r>
-        <w:rPr>
-          <w:rFonts w:cs="Arial"/>
-          <w:szCs w:val="20"/>
-        </w:rPr>
-        <w:t>en</w:t>
-      </w:r>
-      <w:proofErr w:type="spellEnd"/>
-      <w:r>
-        <w:rPr>
-          <w:rFonts w:cs="Arial"/>
-          <w:szCs w:val="20"/>
-        </w:rPr>
-        <w:t xml:space="preserve"> </w:t>
-      </w:r>
-      <w:proofErr w:type="spellStart"/>
-      <w:r>
-        <w:rPr>
-          <w:rFonts w:cs="Arial"/>
-          <w:szCs w:val="20"/>
-        </w:rPr>
-        <w:t>l’expression</w:t>
-      </w:r>
-      <w:proofErr w:type="spellEnd"/>
-      <w:r>
-        <w:rPr>
-          <w:rFonts w:cs="Arial"/>
-          <w:szCs w:val="20"/>
-        </w:rPr>
-        <w:t xml:space="preserve"> de </w:t>
-      </w:r>
-      <w:proofErr w:type="spellStart"/>
-      <w:r>
-        <w:rPr>
-          <w:rFonts w:cs="Arial"/>
-          <w:szCs w:val="20"/>
-        </w:rPr>
-        <w:t>nos</w:t>
-      </w:r>
-      <w:proofErr w:type="spellEnd"/>
-      <w:r>
-        <w:rPr>
-          <w:rFonts w:cs="Arial"/>
-          <w:szCs w:val="20"/>
-        </w:rPr>
-        <w:t xml:space="preserve"> salutations </w:t>
-      </w:r>
-      <w:proofErr w:type="spellStart"/>
-      <w:r>
-        <w:rPr>
-          <w:rFonts w:cs="Arial"/>
-          <w:szCs w:val="20"/>
-        </w:rPr>
-        <w:t>distinguées</w:t>
-      </w:r>
-      <w:proofErr w:type="spellEnd"/>
-      <w:r>
-        <w:rPr>
-          <w:rFonts w:cs="Arial"/>
-          <w:szCs w:val="20"/>
-        </w:rPr>
-        <w:t>.</w:t>
+        <w:t>Nous restons à votre disposition pour tout renseignement complémentaire et vous prions de croire en l’expression de nos salutations distinguées.</w:t>
       </w:r>
     </w:p>
     <w:p>
@@ -1928,7 +1124,6 @@
         </w:rPr>
         <w:t xml:space="preserve"> </w:t>
       </w:r>
-      <w:proofErr w:type="gramStart"/>
       <w:r>
         <w:rPr>
           <w:rFonts w:eastAsiaTheme="minorEastAsia" w:cs="Arial"/>
@@ -1938,67 +1133,7 @@
           <w:szCs w:val="20"/>
           <w:lang w:val="fr-FR"/>
         </w:rPr>
-        <w:t xml:space="preserve">{{ </w:t>
-      </w:r>
-      <w:proofErr w:type="spellStart"/>
-      <w:r>
-        <w:rPr>
-          <w:rFonts w:eastAsiaTheme="minorEastAsia" w:cs="Arial"/>
-          <w:b/>
-          <w:bCs/>
-          <w:color w:val="auto"/>
-          <w:szCs w:val="20"/>
-          <w:lang w:val="fr-FR"/>
-        </w:rPr>
-        <w:t>date</w:t>
-      </w:r>
-      <w:proofErr w:type="gramEnd"/>
-      <w:r>
-        <w:rPr>
-          <w:rFonts w:eastAsiaTheme="minorEastAsia" w:cs="Arial"/>
-          <w:b/>
-          <w:bCs/>
-          <w:color w:val="auto"/>
-          <w:szCs w:val="20"/>
-          <w:lang w:val="fr-FR"/>
-        </w:rPr>
-        <w:t>_</w:t>
-      </w:r>
-      <w:proofErr w:type="gramStart"/>
-      <w:r>
-        <w:rPr>
-          <w:rFonts w:eastAsiaTheme="minorEastAsia" w:cs="Arial"/>
-          <w:b/>
-          <w:bCs/>
-          <w:color w:val="auto"/>
-          <w:szCs w:val="20"/>
-          <w:lang w:val="fr-FR"/>
-        </w:rPr>
-        <w:t>jour</w:t>
-      </w:r>
-      <w:proofErr w:type="spellEnd"/>
-      <w:r>
-        <w:rPr>
-          <w:rFonts w:eastAsiaTheme="minorEastAsia" w:cs="Arial"/>
-          <w:b/>
-          <w:bCs/>
-          <w:color w:val="auto"/>
-          <w:szCs w:val="20"/>
-          <w:lang w:val="fr-FR"/>
-        </w:rPr>
-        <w:t xml:space="preserve"> }</w:t>
-      </w:r>
-      <w:proofErr w:type="gramEnd"/>
-      <w:r>
-        <w:rPr>
-          <w:rFonts w:eastAsiaTheme="minorEastAsia" w:cs="Arial"/>
-          <w:b/>
-          <w:bCs/>
-          <w:color w:val="auto"/>
-          <w:szCs w:val="20"/>
-          <w:lang w:val="fr-FR"/>
-        </w:rPr>
-        <w:t>}</w:t>
+        <w:t>{{ date_jour }}</w:t>
       </w:r>
       <w:r>
         <w:rPr>
@@ -2095,39 +1230,7 @@
                 <w:b/>
                 <w:szCs w:val="20"/>
               </w:rPr>
-              <w:t xml:space="preserve">Directeur </w:t>
-            </w:r>
-            <w:proofErr w:type="spellStart"/>
-            <w:r>
-              <w:rPr>
-                <w:b/>
-                <w:szCs w:val="20"/>
-              </w:rPr>
-              <w:t>général</w:t>
-            </w:r>
-            <w:proofErr w:type="spellEnd"/>
-            <w:r>
-              <w:rPr>
-                <w:b/>
-                <w:szCs w:val="20"/>
-              </w:rPr>
-              <w:t xml:space="preserve"> </w:t>
-            </w:r>
-            <w:proofErr w:type="spellStart"/>
-            <w:r>
-              <w:rPr>
-                <w:b/>
-                <w:szCs w:val="20"/>
-              </w:rPr>
-              <w:t>Intégrale</w:t>
-            </w:r>
-            <w:proofErr w:type="spellEnd"/>
-            <w:r>
-              <w:rPr>
-                <w:b/>
-                <w:szCs w:val="20"/>
-              </w:rPr>
-              <w:t xml:space="preserve"> Academy</w:t>
+              <w:t>Directeur général Intégrale Academy</w:t>
             </w:r>
           </w:p>
           <w:p>
@@ -2355,7 +1458,6 @@
                 <w:szCs w:val="20"/>
               </w:rPr>
             </w:pPr>
-            <w:proofErr w:type="gramStart"/>
             <w:r>
               <w:rPr>
                 <w:b/>
@@ -2363,37 +1465,7 @@
                 <w:sz w:val="24"/>
                 <w:szCs w:val="28"/>
               </w:rPr>
-              <w:t xml:space="preserve">{{ </w:t>
-            </w:r>
-            <w:proofErr w:type="spellStart"/>
-            <w:r>
-              <w:rPr>
-                <w:b/>
-                <w:color w:val="000000" w:themeColor="text1"/>
-                <w:sz w:val="24"/>
-                <w:szCs w:val="28"/>
-              </w:rPr>
-              <w:t>nom</w:t>
-            </w:r>
-            <w:proofErr w:type="gramEnd"/>
-            <w:r>
-              <w:rPr>
-                <w:b/>
-                <w:color w:val="000000" w:themeColor="text1"/>
-                <w:sz w:val="24"/>
-                <w:szCs w:val="28"/>
-              </w:rPr>
-              <w:t>_complet</w:t>
-            </w:r>
-            <w:proofErr w:type="spellEnd"/>
-            <w:r>
-              <w:rPr>
-                <w:b/>
-                <w:color w:val="000000" w:themeColor="text1"/>
-                <w:sz w:val="24"/>
-                <w:szCs w:val="28"/>
-              </w:rPr>
-              <w:t xml:space="preserve"> }}</w:t>
+              <w:t>{{ nom_complet }}</w:t>
             </w:r>
             <w:r>
               <w:rPr>
@@ -2404,87 +1476,13 @@
               </w:rPr>
               <w:br/>
             </w:r>
-            <w:proofErr w:type="gramStart"/>
             <w:r>
               <w:rPr>
                 <w:color w:val="000000" w:themeColor="text1"/>
                 <w:sz w:val="24"/>
                 <w:szCs w:val="28"/>
               </w:rPr>
-              <w:t xml:space="preserve">{{ </w:t>
-            </w:r>
-            <w:proofErr w:type="spellStart"/>
-            <w:r>
-              <w:rPr>
-                <w:color w:val="000000" w:themeColor="text1"/>
-                <w:sz w:val="24"/>
-                <w:szCs w:val="28"/>
-              </w:rPr>
-              <w:t>code</w:t>
-            </w:r>
-            <w:proofErr w:type="gramEnd"/>
-            <w:r>
-              <w:rPr>
-                <w:color w:val="000000" w:themeColor="text1"/>
-                <w:sz w:val="24"/>
-                <w:szCs w:val="28"/>
-              </w:rPr>
-              <w:t>_</w:t>
-            </w:r>
-            <w:proofErr w:type="gramStart"/>
-            <w:r>
-              <w:rPr>
-                <w:color w:val="000000" w:themeColor="text1"/>
-                <w:sz w:val="24"/>
-                <w:szCs w:val="28"/>
-              </w:rPr>
-              <w:t>postal</w:t>
-            </w:r>
-            <w:proofErr w:type="spellEnd"/>
-            <w:r>
-              <w:rPr>
-                <w:color w:val="000000" w:themeColor="text1"/>
-                <w:sz w:val="24"/>
-                <w:szCs w:val="28"/>
-              </w:rPr>
-              <w:t xml:space="preserve"> }</w:t>
-            </w:r>
-            <w:proofErr w:type="gramEnd"/>
-            <w:r>
-              <w:rPr>
-                <w:color w:val="000000" w:themeColor="text1"/>
-                <w:sz w:val="24"/>
-                <w:szCs w:val="28"/>
-              </w:rPr>
-              <w:t xml:space="preserve">} </w:t>
-            </w:r>
-            <w:proofErr w:type="gramStart"/>
-            <w:r>
-              <w:rPr>
-                <w:color w:val="000000" w:themeColor="text1"/>
-                <w:sz w:val="24"/>
-                <w:szCs w:val="28"/>
-              </w:rPr>
-              <w:t xml:space="preserve">{{ </w:t>
-            </w:r>
-            <w:proofErr w:type="spellStart"/>
-            <w:r>
-              <w:rPr>
-                <w:color w:val="000000" w:themeColor="text1"/>
-                <w:sz w:val="24"/>
-                <w:szCs w:val="28"/>
-              </w:rPr>
-              <w:t>ville</w:t>
-            </w:r>
-            <w:proofErr w:type="spellEnd"/>
-            <w:proofErr w:type="gramEnd"/>
-            <w:r>
-              <w:rPr>
-                <w:color w:val="000000" w:themeColor="text1"/>
-                <w:sz w:val="24"/>
-                <w:szCs w:val="28"/>
-              </w:rPr>
-              <w:t xml:space="preserve"> }}</w:t>
+              <w:t>{{ code_postal }} {{ ville }}</w:t>
             </w:r>
           </w:p>
         </w:tc>
@@ -2499,59 +1497,13 @@
           <w:szCs w:val="20"/>
         </w:rPr>
       </w:pPr>
-      <w:proofErr w:type="gramStart"/>
       <w:r>
         <w:rPr>
           <w:b/>
           <w:color w:val="000000" w:themeColor="text1"/>
           <w:szCs w:val="20"/>
         </w:rPr>
-        <w:t xml:space="preserve">{{ </w:t>
-      </w:r>
-      <w:proofErr w:type="spellStart"/>
-      <w:r>
-        <w:rPr>
-          <w:b/>
-          <w:color w:val="000000" w:themeColor="text1"/>
-          <w:szCs w:val="20"/>
-        </w:rPr>
-        <w:t>nom</w:t>
-      </w:r>
-      <w:proofErr w:type="gramEnd"/>
-      <w:r>
-        <w:rPr>
-          <w:b/>
-          <w:color w:val="000000" w:themeColor="text1"/>
-          <w:szCs w:val="20"/>
-        </w:rPr>
-        <w:t>_</w:t>
-      </w:r>
-      <w:proofErr w:type="gramStart"/>
-      <w:r>
-        <w:rPr>
-          <w:b/>
-          <w:color w:val="000000" w:themeColor="text1"/>
-          <w:szCs w:val="20"/>
-        </w:rPr>
-        <w:t>complet</w:t>
-      </w:r>
-      <w:proofErr w:type="spellEnd"/>
-      <w:r>
-        <w:rPr>
-          <w:b/>
-          <w:color w:val="000000" w:themeColor="text1"/>
-          <w:szCs w:val="20"/>
-        </w:rPr>
-        <w:t xml:space="preserve"> }</w:t>
-      </w:r>
-      <w:proofErr w:type="gramEnd"/>
-      <w:r>
-        <w:rPr>
-          <w:b/>
-          <w:color w:val="000000" w:themeColor="text1"/>
-          <w:szCs w:val="20"/>
-        </w:rPr>
-        <w:t>}</w:t>
+        <w:t>{{ nom_complet }}</w:t>
       </w:r>
       <w:r>
         <w:rPr>
@@ -2570,15 +1522,7 @@
         </w:rPr>
       </w:pPr>
       <w:r>
-        <w:t xml:space="preserve">Nous </w:t>
-      </w:r>
-      <w:proofErr w:type="spellStart"/>
-      <w:r>
-        <w:t>avons</w:t>
-      </w:r>
-      <w:proofErr w:type="spellEnd"/>
-      <w:r>
-        <w:t xml:space="preserve"> le plaisir de vous convoquer à l’examen final de votre formation SSIAP 1. Les informations pratiques de l’épreuve sont reprises ci-dessous.</w:t>
+        <w:t>Nous avons le plaisir de vous convoquer à l’examen final de votre formation SSIAP 1. Les informations pratiques de l’épreuve sont reprises ci-dessous.</w:t>
       </w:r>
     </w:p>
     <w:tbl>
@@ -2767,27 +1711,7 @@
                 <w:bCs/>
                 <w:szCs w:val="20"/>
               </w:rPr>
-              <w:t xml:space="preserve">Examen SSIAP 1 </w:t>
-            </w:r>
-            <w:proofErr w:type="spellStart"/>
-            <w:r>
-              <w:rPr>
-                <w:rFonts w:cs="Arial"/>
-                <w:b/>
-                <w:bCs/>
-                <w:szCs w:val="20"/>
-              </w:rPr>
-              <w:t>théorie</w:t>
-            </w:r>
-            <w:proofErr w:type="spellEnd"/>
-            <w:r>
-              <w:rPr>
-                <w:rFonts w:cs="Arial"/>
-                <w:b/>
-                <w:bCs/>
-                <w:szCs w:val="20"/>
-              </w:rPr>
-              <w:t xml:space="preserve"> + pratique</w:t>
+              <w:t>Examen SSIAP 1 théorie + pratique</w:t>
             </w:r>
           </w:p>
         </w:tc>
@@ -2816,21 +1740,7 @@
               <w:rPr>
                 <w:szCs w:val="20"/>
               </w:rPr>
-              <w:t>{{</w:t>
-            </w:r>
-            <w:proofErr w:type="spellStart"/>
-            <w:r>
-              <w:rPr>
-                <w:szCs w:val="20"/>
-              </w:rPr>
-              <w:t>date_examen</w:t>
-            </w:r>
-            <w:proofErr w:type="spellEnd"/>
-            <w:r>
-              <w:rPr>
-                <w:szCs w:val="20"/>
-              </w:rPr>
-              <w:t xml:space="preserve">}} à </w:t>
+              <w:t xml:space="preserve">{{date_examen}} à </w:t>
             </w:r>
             <w:r>
               <w:rPr>
@@ -2895,21 +1805,12 @@
                 <w:szCs w:val="20"/>
               </w:rPr>
             </w:pPr>
-            <w:proofErr w:type="spellStart"/>
             <w:r>
               <w:rPr>
                 <w:rFonts w:cs="Arial"/>
                 <w:szCs w:val="20"/>
               </w:rPr>
-              <w:t>Intégrale</w:t>
-            </w:r>
-            <w:proofErr w:type="spellEnd"/>
-            <w:r>
-              <w:rPr>
-                <w:rFonts w:cs="Arial"/>
-                <w:szCs w:val="20"/>
-              </w:rPr>
-              <w:t xml:space="preserve"> Academy</w:t>
+              <w:t>Intégrale Academy</w:t>
             </w:r>
           </w:p>
           <w:p>
@@ -2925,23 +1826,7 @@
                 <w:rFonts w:cs="Arial"/>
                 <w:szCs w:val="20"/>
               </w:rPr>
-              <w:t xml:space="preserve">54 chemin du </w:t>
-            </w:r>
-            <w:proofErr w:type="spellStart"/>
-            <w:r>
-              <w:rPr>
-                <w:rFonts w:cs="Arial"/>
-                <w:szCs w:val="20"/>
-              </w:rPr>
-              <w:t>Carreou</w:t>
-            </w:r>
-            <w:proofErr w:type="spellEnd"/>
-            <w:r>
-              <w:rPr>
-                <w:rFonts w:cs="Arial"/>
-                <w:szCs w:val="20"/>
-              </w:rPr>
-              <w:t xml:space="preserve"> 83480 PUGET SUR ARGENS</w:t>
+              <w:t>54 chemin du Carreou 83480 PUGET SUR ARGENS</w:t>
             </w:r>
           </w:p>
         </w:tc>
@@ -2980,23 +1865,13 @@
         </w:rPr>
         <w:fldChar w:fldCharType="separate"/>
       </w:r>
-      <w:proofErr w:type="gramStart"/>
       <w:r>
         <w:rPr>
           <w:rFonts w:cs="Arial"/>
           <w:color w:val="FFFFFF"/>
           <w:szCs w:val="20"/>
         </w:rPr>
-        <w:t>[:AFs</w:t>
-      </w:r>
-      <w:proofErr w:type="gramEnd"/>
-      <w:r>
-        <w:rPr>
-          <w:rFonts w:cs="Arial"/>
-          <w:color w:val="FFFFFF"/>
-          <w:szCs w:val="20"/>
-        </w:rPr>
-        <w:t>]</w:t>
+        <w:t>[:AFs]</w:t>
       </w:r>
       <w:r>
         <w:rPr>
@@ -3076,35 +1951,7 @@
         <w:rPr>
           <w:szCs w:val="20"/>
         </w:rPr>
-        <w:t xml:space="preserve">Nous </w:t>
-      </w:r>
-      <w:proofErr w:type="spellStart"/>
-      <w:r>
-        <w:rPr>
-          <w:szCs w:val="20"/>
-        </w:rPr>
-        <w:t>restons</w:t>
-      </w:r>
-      <w:proofErr w:type="spellEnd"/>
-      <w:r>
-        <w:rPr>
-          <w:szCs w:val="20"/>
-        </w:rPr>
-        <w:t xml:space="preserve"> à </w:t>
-      </w:r>
-      <w:proofErr w:type="spellStart"/>
-      <w:r>
-        <w:rPr>
-          <w:szCs w:val="20"/>
-        </w:rPr>
-        <w:t>votre</w:t>
-      </w:r>
-      <w:proofErr w:type="spellEnd"/>
-      <w:r>
-        <w:rPr>
-          <w:szCs w:val="20"/>
-        </w:rPr>
-        <w:t xml:space="preserve"> disposition pour tout renseignement complémentaire et vous prions de croire en l’expression de nos salutations distinguées.</w:t>
+        <w:t>Nous restons à votre disposition pour tout renseignement complémentaire et vous prions de croire en l’expression de nos salutations distinguées.</w:t>
       </w:r>
     </w:p>
     <w:p>
@@ -3151,7 +1998,6 @@
         </w:rPr>
         <w:t xml:space="preserve"> </w:t>
       </w:r>
-      <w:proofErr w:type="gramStart"/>
       <w:r>
         <w:rPr>
           <w:rFonts w:eastAsiaTheme="minorEastAsia" w:cs="Arial"/>
@@ -3161,67 +2007,7 @@
           <w:szCs w:val="20"/>
           <w:lang w:val="fr-FR"/>
         </w:rPr>
-        <w:t xml:space="preserve">{{ </w:t>
-      </w:r>
-      <w:proofErr w:type="spellStart"/>
-      <w:r>
-        <w:rPr>
-          <w:rFonts w:eastAsiaTheme="minorEastAsia" w:cs="Arial"/>
-          <w:b/>
-          <w:bCs/>
-          <w:color w:val="auto"/>
-          <w:szCs w:val="20"/>
-          <w:lang w:val="fr-FR"/>
-        </w:rPr>
-        <w:t>date</w:t>
-      </w:r>
-      <w:proofErr w:type="gramEnd"/>
-      <w:r>
-        <w:rPr>
-          <w:rFonts w:eastAsiaTheme="minorEastAsia" w:cs="Arial"/>
-          <w:b/>
-          <w:bCs/>
-          <w:color w:val="auto"/>
-          <w:szCs w:val="20"/>
-          <w:lang w:val="fr-FR"/>
-        </w:rPr>
-        <w:t>_</w:t>
-      </w:r>
-      <w:proofErr w:type="gramStart"/>
-      <w:r>
-        <w:rPr>
-          <w:rFonts w:eastAsiaTheme="minorEastAsia" w:cs="Arial"/>
-          <w:b/>
-          <w:bCs/>
-          <w:color w:val="auto"/>
-          <w:szCs w:val="20"/>
-          <w:lang w:val="fr-FR"/>
-        </w:rPr>
-        <w:t>jour</w:t>
-      </w:r>
-      <w:proofErr w:type="spellEnd"/>
-      <w:r>
-        <w:rPr>
-          <w:rFonts w:eastAsiaTheme="minorEastAsia" w:cs="Arial"/>
-          <w:b/>
-          <w:bCs/>
-          <w:color w:val="auto"/>
-          <w:szCs w:val="20"/>
-          <w:lang w:val="fr-FR"/>
-        </w:rPr>
-        <w:t xml:space="preserve"> }</w:t>
-      </w:r>
-      <w:proofErr w:type="gramEnd"/>
-      <w:r>
-        <w:rPr>
-          <w:rFonts w:eastAsiaTheme="minorEastAsia" w:cs="Arial"/>
-          <w:b/>
-          <w:bCs/>
-          <w:color w:val="auto"/>
-          <w:szCs w:val="20"/>
-          <w:lang w:val="fr-FR"/>
-        </w:rPr>
-        <w:t>}</w:t>
+        <w:t>{{ date_jour }}</w:t>
       </w:r>
       <w:r>
         <w:rPr>
@@ -3318,39 +2104,7 @@
                 <w:b/>
                 <w:szCs w:val="20"/>
               </w:rPr>
-              <w:t xml:space="preserve">Directeur </w:t>
-            </w:r>
-            <w:proofErr w:type="spellStart"/>
-            <w:r>
-              <w:rPr>
-                <w:b/>
-                <w:szCs w:val="20"/>
-              </w:rPr>
-              <w:t>général</w:t>
-            </w:r>
-            <w:proofErr w:type="spellEnd"/>
-            <w:r>
-              <w:rPr>
-                <w:b/>
-                <w:szCs w:val="20"/>
-              </w:rPr>
-              <w:t xml:space="preserve"> </w:t>
-            </w:r>
-            <w:proofErr w:type="spellStart"/>
-            <w:r>
-              <w:rPr>
-                <w:b/>
-                <w:szCs w:val="20"/>
-              </w:rPr>
-              <w:t>Intégrale</w:t>
-            </w:r>
-            <w:proofErr w:type="spellEnd"/>
-            <w:r>
-              <w:rPr>
-                <w:b/>
-                <w:szCs w:val="20"/>
-              </w:rPr>
-              <w:t xml:space="preserve"> Academy</w:t>
+              <w:t>Directeur général Intégrale Academy</w:t>
             </w:r>
           </w:p>
           <w:p>
@@ -3520,39 +2274,7 @@
           <w:b/>
           <w:szCs w:val="20"/>
         </w:rPr>
-        <w:t xml:space="preserve">Documents </w:t>
-      </w:r>
-      <w:proofErr w:type="spellStart"/>
-      <w:r>
-        <w:rPr>
-          <w:b/>
-          <w:szCs w:val="20"/>
-        </w:rPr>
-        <w:t>administratifs</w:t>
-      </w:r>
-      <w:proofErr w:type="spellEnd"/>
-      <w:r>
-        <w:rPr>
-          <w:b/>
-          <w:szCs w:val="20"/>
-        </w:rPr>
-        <w:t xml:space="preserve"> à </w:t>
-      </w:r>
-      <w:proofErr w:type="spellStart"/>
-      <w:r>
-        <w:rPr>
-          <w:b/>
-          <w:szCs w:val="20"/>
-        </w:rPr>
-        <w:t>déposer</w:t>
-      </w:r>
-      <w:proofErr w:type="spellEnd"/>
-      <w:r>
-        <w:rPr>
-          <w:b/>
-          <w:szCs w:val="20"/>
-        </w:rPr>
-        <w:t xml:space="preserve"> avant l’entrée en formation</w:t>
+        <w:t>Documents administratifs à déposer avant l’entrée en formation</w:t>
       </w:r>
     </w:p>
     <w:p>
@@ -3563,42 +2285,12 @@
           <w:szCs w:val="20"/>
         </w:rPr>
       </w:pPr>
-      <w:proofErr w:type="spellStart"/>
       <w:r>
         <w:rPr>
           <w:szCs w:val="20"/>
         </w:rPr>
-        <w:t>L’ensemble</w:t>
+        <w:t>L’ensemble des documents demandés doit impérativement être déposé sur votre espace stagiaire, accessible à l’adresse suivante :</w:t>
       </w:r>
-      <w:proofErr w:type="spellEnd"/>
-      <w:r>
-        <w:rPr>
-          <w:szCs w:val="20"/>
-        </w:rPr>
-        <w:t xml:space="preserve"> des documents </w:t>
-      </w:r>
-      <w:proofErr w:type="spellStart"/>
-      <w:r>
-        <w:rPr>
-          <w:szCs w:val="20"/>
-        </w:rPr>
-        <w:t>demandés</w:t>
-      </w:r>
-      <w:proofErr w:type="spellEnd"/>
-      <w:r>
-        <w:rPr>
-          <w:szCs w:val="20"/>
-        </w:rPr>
-        <w:t xml:space="preserve"> doit impérativement être déposé sur votre espace stagiaire, accessible à l’adresse </w:t>
-      </w:r>
-      <w:proofErr w:type="gramStart"/>
-      <w:r>
-        <w:rPr>
-          <w:szCs w:val="20"/>
-        </w:rPr>
-        <w:t>suivante :</w:t>
-      </w:r>
-      <w:proofErr w:type="gramEnd"/>
     </w:p>
     <w:tbl>
       <w:tblPr>
@@ -3721,25 +2413,7 @@
                 <w:color w:val="B88918"/>
                 <w:szCs w:val="20"/>
               </w:rPr>
-              <w:t xml:space="preserve">Délai </w:t>
-            </w:r>
-            <w:proofErr w:type="gramStart"/>
-            <w:r>
-              <w:rPr>
-                <w:b/>
-                <w:color w:val="B88918"/>
-                <w:szCs w:val="20"/>
-              </w:rPr>
-              <w:t>obligatoire :</w:t>
-            </w:r>
-            <w:proofErr w:type="gramEnd"/>
-            <w:r>
-              <w:rPr>
-                <w:b/>
-                <w:color w:val="B88918"/>
-                <w:szCs w:val="20"/>
-              </w:rPr>
-              <w:t xml:space="preserve"> </w:t>
+              <w:t xml:space="preserve">Délai obligatoire : </w:t>
             </w:r>
             <w:r>
               <w:rPr>
@@ -3761,35 +2435,7 @@
               <w:rPr>
                 <w:szCs w:val="20"/>
               </w:rPr>
-              <w:t xml:space="preserve">Ce </w:t>
-            </w:r>
-            <w:proofErr w:type="spellStart"/>
-            <w:r>
-              <w:rPr>
-                <w:szCs w:val="20"/>
-              </w:rPr>
-              <w:t>délai</w:t>
-            </w:r>
-            <w:proofErr w:type="spellEnd"/>
-            <w:r>
-              <w:rPr>
-                <w:szCs w:val="20"/>
-              </w:rPr>
-              <w:t xml:space="preserve"> est indispensable </w:t>
-            </w:r>
-            <w:proofErr w:type="spellStart"/>
-            <w:r>
-              <w:rPr>
-                <w:szCs w:val="20"/>
-              </w:rPr>
-              <w:t>afin</w:t>
-            </w:r>
-            <w:proofErr w:type="spellEnd"/>
-            <w:r>
-              <w:rPr>
-                <w:szCs w:val="20"/>
-              </w:rPr>
-              <w:t xml:space="preserve"> de nous permettre d’effectuer les vérifications et déclarations administratives obligatoires avant le démarrage de la formation.</w:t>
+              <w:t>Ce délai est indispensable afin de nous permettre d’effectuer les vérifications et déclarations administratives obligatoires avant le démarrage de la formation.</w:t>
             </w:r>
           </w:p>
         </w:tc>
@@ -3816,133 +2462,7 @@
         <w:rPr>
           <w:szCs w:val="20"/>
         </w:rPr>
-        <w:t xml:space="preserve">Les documents </w:t>
-      </w:r>
-      <w:proofErr w:type="spellStart"/>
-      <w:r>
-        <w:rPr>
-          <w:szCs w:val="20"/>
-        </w:rPr>
-        <w:t>déposés</w:t>
-      </w:r>
-      <w:proofErr w:type="spellEnd"/>
-      <w:r>
-        <w:rPr>
-          <w:szCs w:val="20"/>
-        </w:rPr>
-        <w:t xml:space="preserve"> </w:t>
-      </w:r>
-      <w:proofErr w:type="spellStart"/>
-      <w:r>
-        <w:rPr>
-          <w:szCs w:val="20"/>
-        </w:rPr>
-        <w:t>doivent</w:t>
-      </w:r>
-      <w:proofErr w:type="spellEnd"/>
-      <w:r>
-        <w:rPr>
-          <w:szCs w:val="20"/>
-        </w:rPr>
-        <w:t xml:space="preserve"> </w:t>
-      </w:r>
-      <w:proofErr w:type="spellStart"/>
-      <w:r>
-        <w:rPr>
-          <w:szCs w:val="20"/>
-        </w:rPr>
-        <w:t>être</w:t>
-      </w:r>
-      <w:proofErr w:type="spellEnd"/>
-      <w:r>
-        <w:rPr>
-          <w:szCs w:val="20"/>
-        </w:rPr>
-        <w:t xml:space="preserve"> </w:t>
-      </w:r>
-      <w:proofErr w:type="spellStart"/>
-      <w:r>
-        <w:rPr>
-          <w:szCs w:val="20"/>
-        </w:rPr>
-        <w:t>complets</w:t>
-      </w:r>
-      <w:proofErr w:type="spellEnd"/>
-      <w:r>
-        <w:rPr>
-          <w:szCs w:val="20"/>
-        </w:rPr>
-        <w:t xml:space="preserve">, lisibles, valides et strictement conformes à ce qui est demandé sur votre espace stagiaire. Nous attirons votre attention sur l’importance de cette étape et vous demandons la plus grande vigilance </w:t>
-      </w:r>
-      <w:proofErr w:type="spellStart"/>
-      <w:r>
-        <w:rPr>
-          <w:szCs w:val="20"/>
-        </w:rPr>
-        <w:t>lors</w:t>
-      </w:r>
-      <w:proofErr w:type="spellEnd"/>
-      <w:r>
-        <w:rPr>
-          <w:szCs w:val="20"/>
-        </w:rPr>
-        <w:t xml:space="preserve"> du </w:t>
-      </w:r>
-      <w:proofErr w:type="spellStart"/>
-      <w:r>
-        <w:rPr>
-          <w:szCs w:val="20"/>
-        </w:rPr>
-        <w:t>dépôt</w:t>
-      </w:r>
-      <w:proofErr w:type="spellEnd"/>
-      <w:r>
-        <w:rPr>
-          <w:szCs w:val="20"/>
-        </w:rPr>
-        <w:t xml:space="preserve"> de </w:t>
-      </w:r>
-      <w:proofErr w:type="spellStart"/>
-      <w:r>
-        <w:rPr>
-          <w:szCs w:val="20"/>
-        </w:rPr>
-        <w:t>vos</w:t>
-      </w:r>
-      <w:proofErr w:type="spellEnd"/>
-      <w:r>
-        <w:rPr>
-          <w:szCs w:val="20"/>
-        </w:rPr>
-        <w:t xml:space="preserve"> </w:t>
-      </w:r>
-      <w:proofErr w:type="spellStart"/>
-      <w:r>
-        <w:rPr>
-          <w:szCs w:val="20"/>
-        </w:rPr>
-        <w:t>pièces</w:t>
-      </w:r>
-      <w:proofErr w:type="spellEnd"/>
-      <w:r>
-        <w:rPr>
-          <w:szCs w:val="20"/>
-        </w:rPr>
-        <w:t xml:space="preserve"> </w:t>
-      </w:r>
-      <w:proofErr w:type="spellStart"/>
-      <w:r>
-        <w:rPr>
-          <w:szCs w:val="20"/>
-        </w:rPr>
-        <w:t>justificatives</w:t>
-      </w:r>
-      <w:proofErr w:type="spellEnd"/>
-      <w:r>
-        <w:rPr>
-          <w:szCs w:val="20"/>
-        </w:rPr>
-        <w:t>.</w:t>
+        <w:t>Les documents déposés doivent être complets, lisibles, valides et strictement conformes à ce qui est demandé sur votre espace stagiaire. Nous attirons votre attention sur l’importance de cette étape et vous demandons la plus grande vigilance lors du dépôt de vos pièces justificatives.</w:t>
       </w:r>
     </w:p>
     <w:p>
@@ -3973,99 +2493,13 @@
           <w:b/>
           <w:szCs w:val="20"/>
         </w:rPr>
-        <w:t xml:space="preserve">une grande enveloppe timbrée, préremplie avec votre nom et votre </w:t>
-      </w:r>
-      <w:proofErr w:type="spellStart"/>
-      <w:r>
-        <w:rPr>
-          <w:b/>
-          <w:szCs w:val="20"/>
-        </w:rPr>
-        <w:t>adresse</w:t>
-      </w:r>
-      <w:proofErr w:type="spellEnd"/>
-      <w:r>
-        <w:rPr>
-          <w:b/>
-          <w:szCs w:val="20"/>
-        </w:rPr>
-        <w:t>,</w:t>
+        <w:t>une grande enveloppe timbrée, préremplie avec votre nom et votre adresse,</w:t>
       </w:r>
       <w:r>
         <w:rPr>
           <w:szCs w:val="20"/>
         </w:rPr>
-        <w:t xml:space="preserve"> </w:t>
-      </w:r>
-      <w:proofErr w:type="spellStart"/>
-      <w:r>
-        <w:rPr>
-          <w:szCs w:val="20"/>
-        </w:rPr>
-        <w:t>afin</w:t>
-      </w:r>
-      <w:proofErr w:type="spellEnd"/>
-      <w:r>
-        <w:rPr>
-          <w:szCs w:val="20"/>
-        </w:rPr>
-        <w:t xml:space="preserve"> de </w:t>
-      </w:r>
-      <w:proofErr w:type="spellStart"/>
-      <w:r>
-        <w:rPr>
-          <w:szCs w:val="20"/>
-        </w:rPr>
-        <w:t>permettre</w:t>
-      </w:r>
-      <w:proofErr w:type="spellEnd"/>
-      <w:r>
-        <w:rPr>
-          <w:szCs w:val="20"/>
-        </w:rPr>
-        <w:t xml:space="preserve"> </w:t>
-      </w:r>
-      <w:proofErr w:type="spellStart"/>
-      <w:r>
-        <w:rPr>
-          <w:szCs w:val="20"/>
-        </w:rPr>
-        <w:t>l’envoi</w:t>
-      </w:r>
-      <w:proofErr w:type="spellEnd"/>
-      <w:r>
-        <w:rPr>
-          <w:szCs w:val="20"/>
-        </w:rPr>
-        <w:t xml:space="preserve"> de </w:t>
-      </w:r>
-      <w:proofErr w:type="spellStart"/>
-      <w:r>
-        <w:rPr>
-          <w:szCs w:val="20"/>
-        </w:rPr>
-        <w:t>votre</w:t>
-      </w:r>
-      <w:proofErr w:type="spellEnd"/>
-      <w:r>
-        <w:rPr>
-          <w:szCs w:val="20"/>
-        </w:rPr>
-        <w:t xml:space="preserve"> diplôme après </w:t>
-      </w:r>
-      <w:proofErr w:type="spellStart"/>
-      <w:r>
-        <w:rPr>
-          <w:szCs w:val="20"/>
-        </w:rPr>
-        <w:t>l’examen</w:t>
-      </w:r>
-      <w:proofErr w:type="spellEnd"/>
-      <w:r>
-        <w:rPr>
-          <w:szCs w:val="20"/>
-        </w:rPr>
-        <w:t>.</w:t>
+        <w:t xml:space="preserve"> afin de permettre l’envoi de votre diplôme après l’examen.</w:t>
       </w:r>
     </w:p>
     <w:p>
@@ -4115,78 +2549,27 @@
                 <w:szCs w:val="20"/>
               </w:rPr>
             </w:pPr>
-            <w:proofErr w:type="gramStart"/>
             <w:r>
               <w:rPr>
                 <w:b/>
                 <w:color w:val="D32F2F"/>
                 <w:szCs w:val="20"/>
               </w:rPr>
-              <w:t>Important :</w:t>
-            </w:r>
-            <w:proofErr w:type="gramEnd"/>
-            <w:r>
-              <w:rPr>
-                <w:b/>
-                <w:color w:val="D32F2F"/>
-                <w:szCs w:val="20"/>
-              </w:rPr>
-              <w:t xml:space="preserve"> </w:t>
-            </w:r>
-            <w:proofErr w:type="spellStart"/>
-            <w:r>
-              <w:rPr>
-                <w:b/>
-                <w:szCs w:val="20"/>
-              </w:rPr>
-              <w:t>S’agissant</w:t>
-            </w:r>
-            <w:proofErr w:type="spellEnd"/>
-            <w:r>
-              <w:rPr>
-                <w:b/>
-                <w:szCs w:val="20"/>
-              </w:rPr>
-              <w:t xml:space="preserve"> </w:t>
-            </w:r>
-            <w:proofErr w:type="spellStart"/>
-            <w:r>
-              <w:rPr>
-                <w:b/>
-                <w:szCs w:val="20"/>
-              </w:rPr>
-              <w:t>d’une</w:t>
-            </w:r>
-            <w:proofErr w:type="spellEnd"/>
-            <w:r>
-              <w:rPr>
-                <w:b/>
-                <w:szCs w:val="20"/>
-              </w:rPr>
-              <w:t xml:space="preserve"> formation</w:t>
+              <w:t xml:space="preserve">Important : </w:t>
             </w:r>
             <w:r>
               <w:rPr>
                 <w:b/>
                 <w:szCs w:val="20"/>
               </w:rPr>
-              <w:t xml:space="preserve"> </w:t>
+              <w:t>S’agissant d’une formation</w:t>
             </w:r>
-            <w:proofErr w:type="spellStart"/>
             <w:r>
               <w:rPr>
                 <w:b/>
                 <w:szCs w:val="20"/>
               </w:rPr>
-              <w:t>réglementée</w:t>
-            </w:r>
-            <w:proofErr w:type="spellEnd"/>
-            <w:r>
-              <w:rPr>
-                <w:b/>
-                <w:szCs w:val="20"/>
-              </w:rPr>
-              <w:t>, les documents administratifs demandés sont obligatoires pour pouvoir entrer en formation, suivre les enseignements et se présenter à l’examen.</w:t>
+              <w:t xml:space="preserve"> réglementée, les documents administratifs demandés sont obligatoires pour pouvoir entrer en formation, suivre les enseignements et se présenter à l’examen.</w:t>
             </w:r>
           </w:p>
           <w:p>
@@ -4730,7 +3113,7 @@
 </file>
 
 <file path=word/endnotes.xml><?xml version="1.0" encoding="utf-8"?>
-<w:endnotes xmlns:wpc="http://schemas.microsoft.com/office/word/2010/wordprocessingCanvas" xmlns:cx="http://schemas.microsoft.com/office/drawing/2014/chartex" xmlns:cx1="http://schemas.microsoft.com/office/drawing/2015/9/8/chartex" xmlns:cx2="http://schemas.microsoft.com/office/drawing/2015/10/21/chartex" xmlns:cx3="http://schemas.microsoft.com/office/drawing/2016/5/9/chartex" xmlns:cx4="http://schemas.microsoft.com/office/drawing/2016/5/10/chartex" xmlns:cx5="http://schemas.microsoft.com/office/drawing/2016/5/11/chartex" xmlns:cx6="http://schemas.microsoft.com/office/drawing/2016/5/12/chartex" xmlns:cx7="http://schemas.microsoft.com/office/drawing/2016/5/13/chartex" xmlns:cx8="http://schemas.microsoft.com/office/drawing/2016/5/14/chartex" xmlns:mc="http://schemas.openxmlformats.org/markup-compatibility/2006" xmlns:aink="http://schemas.microsoft.com/office/drawing/2016/ink" xmlns:am3d="http://schemas.microsoft.com/office/drawing/2017/model3d" xmlns:o="urn:schemas-microsoft-com:office:office" xmlns:oel="http://schemas.microsoft.com/office/2019/extlst" xmlns:r="http://schemas.openxmlformats.org/officeDocument/2006/relationships" xmlns:m="http://schemas.openxmlformats.org/officeDocument/2006/math" xmlns:v="urn:schemas-microsoft-com:vml" xmlns:wp14="http://schemas.microsoft.com/office/word/2010/wordprocessingDrawing" xmlns:wp="http://schemas.openxmlformats.org/drawingml/2006/wordprocessingDrawing" xmlns:w10="urn:schemas-microsoft-com:office:word" xmlns:w="http://schemas.openxmlformats.org/wordprocessingml/2006/main" xmlns:w14="http://schemas.microsoft.com/office/word/2010/wordml" xmlns:w15="http://schemas.microsoft.com/office/word/2012/wordml" xmlns:w16cex="http://schemas.microsoft.com/office/word/2018/wordml/cex" xmlns:w16cid="http://schemas.microsoft.com/office/word/2016/wordml/cid" xmlns:w16="http://schemas.microsoft.com/office/word/2018/wordml" xmlns:w16du="http://schemas.microsoft.com/office/word/2023/wordml/word16du" xmlns:w16sdtdh="http://schemas.microsoft.com/office/word/2020/wordml/sdtdatahash" xmlns:w16sdtfl="http://schemas.microsoft.com/office/word/2024/wordml/sdtformatlock" xmlns:w16se="http://schemas.microsoft.com/office/word/2015/wordml/symex" xmlns:wpg="http://schemas.microsoft.com/office/word/2010/wordprocessingGroup" xmlns:wpi="http://schemas.microsoft.com/office/word/2010/wordprocessingInk" xmlns:wne="http://schemas.microsoft.com/office/word/2006/wordml" xmlns:wps="http://schemas.microsoft.com/office/word/2010/wordprocessingShape" mc:Ignorable="w14 w15 w16se w16cid w16 w16cex w16sdtdh w16sdtfl w16du wp14">
+<w:endnotes xmlns:wpc="http://schemas.microsoft.com/office/word/2010/wordprocessingCanvas" xmlns:cx="http://schemas.microsoft.com/office/drawing/2014/chartex" xmlns:cx1="http://schemas.microsoft.com/office/drawing/2015/9/8/chartex" xmlns:cx2="http://schemas.microsoft.com/office/drawing/2015/10/21/chartex" xmlns:cx3="http://schemas.microsoft.com/office/drawing/2016/5/9/chartex" xmlns:cx4="http://schemas.microsoft.com/office/drawing/2016/5/10/chartex" xmlns:cx5="http://schemas.microsoft.com/office/drawing/2016/5/11/chartex" xmlns:cx6="http://schemas.microsoft.com/office/drawing/2016/5/12/chartex" xmlns:cx7="http://schemas.microsoft.com/office/drawing/2016/5/13/chartex" xmlns:cx8="http://schemas.microsoft.com/office/drawing/2016/5/14/chartex" xmlns:mc="http://schemas.openxmlformats.org/markup-compatibility/2006" xmlns:m="http://schemas.openxmlformats.org/officeDocument/2006/math" xmlns:aink="http://schemas.microsoft.com/office/drawing/2016/ink" xmlns:am3d="http://schemas.microsoft.com/office/drawing/2017/model3d" xmlns:oel="http://schemas.microsoft.com/office/2019/extlst" xmlns:r="http://schemas.openxmlformats.org/officeDocument/2006/relationships" xmlns:wp14="http://schemas.microsoft.com/office/word/2010/wordprocessingDrawing" xmlns:wp="http://schemas.openxmlformats.org/drawingml/2006/wordprocessingDrawing" xmlns:wpg="http://schemas.microsoft.com/office/word/2010/wordprocessingGroup" xmlns:wpi="http://schemas.microsoft.com/office/word/2010/wordprocessingInk" xmlns:wps="http://schemas.microsoft.com/office/word/2010/wordprocessingShape" xmlns:o="urn:schemas-microsoft-com:office:office" xmlns:v="urn:schemas-microsoft-com:vml" xmlns:w10="urn:schemas-microsoft-com:office:word" xmlns:w="http://schemas.openxmlformats.org/wordprocessingml/2006/main" xmlns:w14="http://schemas.microsoft.com/office/word/2010/wordml" xmlns:w15="http://schemas.microsoft.com/office/word/2012/wordml" xmlns:w16cei="http://schemas.microsoft.com/office/word/2026/wordml/cei" xmlns:w16cex="http://schemas.microsoft.com/office/word/2018/wordml/cex" xmlns:w16cid="http://schemas.microsoft.com/office/word/2016/wordml/cid" xmlns:w16="http://schemas.microsoft.com/office/word/2018/wordml" xmlns:w16sdtdh="http://schemas.microsoft.com/office/word/2020/wordml/sdtdatahash" xmlns:w16sdtfl="http://schemas.microsoft.com/office/word/2024/wordml/sdtformatlock" xmlns:w16se="http://schemas.microsoft.com/office/word/2015/wordml/symex" xmlns:w16du="http://schemas.microsoft.com/office/word/2023/wordml/word16du" xmlns:wne="http://schemas.microsoft.com/office/word/2006/wordml" mc:Ignorable="w14 w15 w16se w16cid w16 w16cex w16sdtdh w16sdtfl w16du wp14">
   <w:endnote w:type="separator" w:id="-1">
     <w:p>
       <w:pPr>
@@ -4755,7 +3138,7 @@
 </file>
 
 <file path=word/footer1.xml><?xml version="1.0" encoding="utf-8"?>
-<w:ftr xmlns:wpc="http://schemas.microsoft.com/office/word/2010/wordprocessingCanvas" xmlns:cx="http://schemas.microsoft.com/office/drawing/2014/chartex" xmlns:cx1="http://schemas.microsoft.com/office/drawing/2015/9/8/chartex" xmlns:cx2="http://schemas.microsoft.com/office/drawing/2015/10/21/chartex" xmlns:cx3="http://schemas.microsoft.com/office/drawing/2016/5/9/chartex" xmlns:cx4="http://schemas.microsoft.com/office/drawing/2016/5/10/chartex" xmlns:cx5="http://schemas.microsoft.com/office/drawing/2016/5/11/chartex" xmlns:cx6="http://schemas.microsoft.com/office/drawing/2016/5/12/chartex" xmlns:cx7="http://schemas.microsoft.com/office/drawing/2016/5/13/chartex" xmlns:cx8="http://schemas.microsoft.com/office/drawing/2016/5/14/chartex" xmlns:mc="http://schemas.openxmlformats.org/markup-compatibility/2006" xmlns:aink="http://schemas.microsoft.com/office/drawing/2016/ink" xmlns:am3d="http://schemas.microsoft.com/office/drawing/2017/model3d" xmlns:o="urn:schemas-microsoft-com:office:office" xmlns:oel="http://schemas.microsoft.com/office/2019/extlst" xmlns:r="http://schemas.openxmlformats.org/officeDocument/2006/relationships" xmlns:m="http://schemas.openxmlformats.org/officeDocument/2006/math" xmlns:v="urn:schemas-microsoft-com:vml" xmlns:wp14="http://schemas.microsoft.com/office/word/2010/wordprocessingDrawing" xmlns:wp="http://schemas.openxmlformats.org/drawingml/2006/wordprocessingDrawing" xmlns:w10="urn:schemas-microsoft-com:office:word" xmlns:w="http://schemas.openxmlformats.org/wordprocessingml/2006/main" xmlns:w14="http://schemas.microsoft.com/office/word/2010/wordml" xmlns:w15="http://schemas.microsoft.com/office/word/2012/wordml" xmlns:w16cex="http://schemas.microsoft.com/office/word/2018/wordml/cex" xmlns:w16cid="http://schemas.microsoft.com/office/word/2016/wordml/cid" xmlns:w16="http://schemas.microsoft.com/office/word/2018/wordml" xmlns:w16du="http://schemas.microsoft.com/office/word/2023/wordml/word16du" xmlns:w16sdtdh="http://schemas.microsoft.com/office/word/2020/wordml/sdtdatahash" xmlns:w16sdtfl="http://schemas.microsoft.com/office/word/2024/wordml/sdtformatlock" xmlns:w16se="http://schemas.microsoft.com/office/word/2015/wordml/symex" xmlns:wpg="http://schemas.microsoft.com/office/word/2010/wordprocessingGroup" xmlns:wpi="http://schemas.microsoft.com/office/word/2010/wordprocessingInk" xmlns:wne="http://schemas.microsoft.com/office/word/2006/wordml" xmlns:wps="http://schemas.microsoft.com/office/word/2010/wordprocessingShape" mc:Ignorable="w14 w15 w16se w16cid w16 w16cex w16sdtdh w16sdtfl w16du wp14">
+<w:ftr xmlns:wpc="http://schemas.microsoft.com/office/word/2010/wordprocessingCanvas" xmlns:cx="http://schemas.microsoft.com/office/drawing/2014/chartex" xmlns:cx1="http://schemas.microsoft.com/office/drawing/2015/9/8/chartex" xmlns:cx2="http://schemas.microsoft.com/office/drawing/2015/10/21/chartex" xmlns:cx3="http://schemas.microsoft.com/office/drawing/2016/5/9/chartex" xmlns:cx4="http://schemas.microsoft.com/office/drawing/2016/5/10/chartex" xmlns:cx5="http://schemas.microsoft.com/office/drawing/2016/5/11/chartex" xmlns:cx6="http://schemas.microsoft.com/office/drawing/2016/5/12/chartex" xmlns:cx7="http://schemas.microsoft.com/office/drawing/2016/5/13/chartex" xmlns:cx8="http://schemas.microsoft.com/office/drawing/2016/5/14/chartex" xmlns:mc="http://schemas.openxmlformats.org/markup-compatibility/2006" xmlns:m="http://schemas.openxmlformats.org/officeDocument/2006/math" xmlns:aink="http://schemas.microsoft.com/office/drawing/2016/ink" xmlns:am3d="http://schemas.microsoft.com/office/drawing/2017/model3d" xmlns:oel="http://schemas.microsoft.com/office/2019/extlst" xmlns:r="http://schemas.openxmlformats.org/officeDocument/2006/relationships" xmlns:wp14="http://schemas.microsoft.com/office/word/2010/wordprocessingDrawing" xmlns:wp="http://schemas.openxmlformats.org/drawingml/2006/wordprocessingDrawing" xmlns:wpg="http://schemas.microsoft.com/office/word/2010/wordprocessingGroup" xmlns:wpi="http://schemas.microsoft.com/office/word/2010/wordprocessingInk" xmlns:wps="http://schemas.microsoft.com/office/word/2010/wordprocessingShape" xmlns:o="urn:schemas-microsoft-com:office:office" xmlns:v="urn:schemas-microsoft-com:vml" xmlns:w10="urn:schemas-microsoft-com:office:word" xmlns:w="http://schemas.openxmlformats.org/wordprocessingml/2006/main" xmlns:w14="http://schemas.microsoft.com/office/word/2010/wordml" xmlns:w15="http://schemas.microsoft.com/office/word/2012/wordml" xmlns:w16cei="http://schemas.microsoft.com/office/word/2026/wordml/cei" xmlns:w16cex="http://schemas.microsoft.com/office/word/2018/wordml/cex" xmlns:w16cid="http://schemas.microsoft.com/office/word/2016/wordml/cid" xmlns:w16="http://schemas.microsoft.com/office/word/2018/wordml" xmlns:w16sdtdh="http://schemas.microsoft.com/office/word/2020/wordml/sdtdatahash" xmlns:w16sdtfl="http://schemas.microsoft.com/office/word/2024/wordml/sdtformatlock" xmlns:w16se="http://schemas.microsoft.com/office/word/2015/wordml/symex" xmlns:w16du="http://schemas.microsoft.com/office/word/2023/wordml/word16du" xmlns:wne="http://schemas.microsoft.com/office/word/2006/wordml" mc:Ignorable="w14 w15 w16se w16cid w16 w16cex w16sdtdh w16sdtfl w16du wp14">
   <w:p>
     <w:pPr>
       <w:pStyle w:val="Pieddepage"/>
@@ -4781,179 +3164,7 @@
         <w:color w:val="8A8F98"/>
         <w:sz w:val="12"/>
       </w:rPr>
-      <w:t xml:space="preserve">La certification </w:t>
-    </w:r>
-    <w:proofErr w:type="spellStart"/>
-    <w:r>
-      <w:rPr>
-        <w:i/>
-        <w:color w:val="8A8F98"/>
-        <w:sz w:val="12"/>
-      </w:rPr>
-      <w:t>qualité</w:t>
-    </w:r>
-    <w:proofErr w:type="spellEnd"/>
-    <w:r>
-      <w:rPr>
-        <w:i/>
-        <w:color w:val="8A8F98"/>
-        <w:sz w:val="12"/>
-      </w:rPr>
-      <w:t xml:space="preserve"> a </w:t>
-    </w:r>
-    <w:proofErr w:type="spellStart"/>
-    <w:r>
-      <w:rPr>
-        <w:i/>
-        <w:color w:val="8A8F98"/>
-        <w:sz w:val="12"/>
-      </w:rPr>
-      <w:t>été</w:t>
-    </w:r>
-    <w:proofErr w:type="spellEnd"/>
-    <w:r>
-      <w:rPr>
-        <w:i/>
-        <w:color w:val="8A8F98"/>
-        <w:sz w:val="12"/>
-      </w:rPr>
-      <w:t xml:space="preserve"> </w:t>
-    </w:r>
-    <w:proofErr w:type="spellStart"/>
-    <w:r>
-      <w:rPr>
-        <w:i/>
-        <w:color w:val="8A8F98"/>
-        <w:sz w:val="12"/>
-      </w:rPr>
-      <w:t>délivrée</w:t>
-    </w:r>
-    <w:proofErr w:type="spellEnd"/>
-    <w:r>
-      <w:rPr>
-        <w:i/>
-        <w:color w:val="8A8F98"/>
-        <w:sz w:val="12"/>
-      </w:rPr>
-      <w:t xml:space="preserve"> au </w:t>
-    </w:r>
-    <w:proofErr w:type="spellStart"/>
-    <w:r>
-      <w:rPr>
-        <w:i/>
-        <w:color w:val="8A8F98"/>
-        <w:sz w:val="12"/>
-      </w:rPr>
-      <w:t>titre</w:t>
-    </w:r>
-    <w:proofErr w:type="spellEnd"/>
-    <w:r>
-      <w:rPr>
-        <w:i/>
-        <w:color w:val="8A8F98"/>
-        <w:sz w:val="12"/>
-      </w:rPr>
-      <w:t xml:space="preserve"> de la </w:t>
-    </w:r>
-    <w:proofErr w:type="spellStart"/>
-    <w:r>
-      <w:rPr>
-        <w:i/>
-        <w:color w:val="8A8F98"/>
-        <w:sz w:val="12"/>
-      </w:rPr>
-      <w:t>ou</w:t>
-    </w:r>
-    <w:proofErr w:type="spellEnd"/>
-    <w:r>
-      <w:rPr>
-        <w:i/>
-        <w:color w:val="8A8F98"/>
-        <w:sz w:val="12"/>
-      </w:rPr>
-      <w:t xml:space="preserve"> des </w:t>
-    </w:r>
-    <w:proofErr w:type="spellStart"/>
-    <w:r>
-      <w:rPr>
-        <w:i/>
-        <w:color w:val="8A8F98"/>
-        <w:sz w:val="12"/>
-      </w:rPr>
-      <w:t>catégories</w:t>
-    </w:r>
-    <w:proofErr w:type="spellEnd"/>
-    <w:r>
-      <w:rPr>
-        <w:i/>
-        <w:color w:val="8A8F98"/>
-        <w:sz w:val="12"/>
-      </w:rPr>
-      <w:t xml:space="preserve"> </w:t>
-    </w:r>
-    <w:proofErr w:type="spellStart"/>
-    <w:r>
-      <w:rPr>
-        <w:i/>
-        <w:color w:val="8A8F98"/>
-        <w:sz w:val="12"/>
-      </w:rPr>
-      <w:t>d’actions</w:t>
-    </w:r>
-    <w:proofErr w:type="spellEnd"/>
-    <w:r>
-      <w:rPr>
-        <w:i/>
-        <w:color w:val="8A8F98"/>
-        <w:sz w:val="12"/>
-      </w:rPr>
-      <w:t xml:space="preserve"> </w:t>
-    </w:r>
-    <w:proofErr w:type="spellStart"/>
-    <w:proofErr w:type="gramStart"/>
-    <w:r>
-      <w:rPr>
-        <w:i/>
-        <w:color w:val="8A8F98"/>
-        <w:sz w:val="12"/>
-      </w:rPr>
-      <w:t>suivantes</w:t>
-    </w:r>
-    <w:proofErr w:type="spellEnd"/>
-    <w:r>
-      <w:rPr>
-        <w:i/>
-        <w:color w:val="8A8F98"/>
-        <w:sz w:val="12"/>
-      </w:rPr>
-      <w:t xml:space="preserve"> :</w:t>
-    </w:r>
-    <w:proofErr w:type="gramEnd"/>
-    <w:r>
-      <w:rPr>
-        <w:i/>
-        <w:color w:val="8A8F98"/>
-        <w:sz w:val="12"/>
-      </w:rPr>
-      <w:t xml:space="preserve"> actions de formation, actions de formation par </w:t>
-    </w:r>
-    <w:proofErr w:type="spellStart"/>
-    <w:r>
-      <w:rPr>
-        <w:i/>
-        <w:color w:val="8A8F98"/>
-        <w:sz w:val="12"/>
-      </w:rPr>
-      <w:t>apprentissage</w:t>
-    </w:r>
-    <w:proofErr w:type="spellEnd"/>
-    <w:r>
-      <w:rPr>
-        <w:i/>
-        <w:color w:val="8A8F98"/>
-        <w:sz w:val="12"/>
-      </w:rPr>
-      <w:t>.</w:t>
+      <w:t>La certification qualité a été délivrée au titre de la ou des catégories d’actions suivantes : actions de formation, actions de formation par apprentissage.</w:t>
     </w:r>
   </w:p>
   <w:p>
@@ -4976,7 +3187,7 @@
 </file>
 
 <file path=word/footnotes.xml><?xml version="1.0" encoding="utf-8"?>
-<w:footnotes xmlns:wpc="http://schemas.microsoft.com/office/word/2010/wordprocessingCanvas" xmlns:cx="http://schemas.microsoft.com/office/drawing/2014/chartex" xmlns:cx1="http://schemas.microsoft.com/office/drawing/2015/9/8/chartex" xmlns:cx2="http://schemas.microsoft.com/office/drawing/2015/10/21/chartex" xmlns:cx3="http://schemas.microsoft.com/office/drawing/2016/5/9/chartex" xmlns:cx4="http://schemas.microsoft.com/office/drawing/2016/5/10/chartex" xmlns:cx5="http://schemas.microsoft.com/office/drawing/2016/5/11/chartex" xmlns:cx6="http://schemas.microsoft.com/office/drawing/2016/5/12/chartex" xmlns:cx7="http://schemas.microsoft.com/office/drawing/2016/5/13/chartex" xmlns:cx8="http://schemas.microsoft.com/office/drawing/2016/5/14/chartex" xmlns:mc="http://schemas.openxmlformats.org/markup-compatibility/2006" xmlns:aink="http://schemas.microsoft.com/office/drawing/2016/ink" xmlns:am3d="http://schemas.microsoft.com/office/drawing/2017/model3d" xmlns:o="urn:schemas-microsoft-com:office:office" xmlns:oel="http://schemas.microsoft.com/office/2019/extlst" xmlns:r="http://schemas.openxmlformats.org/officeDocument/2006/relationships" xmlns:m="http://schemas.openxmlformats.org/officeDocument/2006/math" xmlns:v="urn:schemas-microsoft-com:vml" xmlns:wp14="http://schemas.microsoft.com/office/word/2010/wordprocessingDrawing" xmlns:wp="http://schemas.openxmlformats.org/drawingml/2006/wordprocessingDrawing" xmlns:w10="urn:schemas-microsoft-com:office:word" xmlns:w="http://schemas.openxmlformats.org/wordprocessingml/2006/main" xmlns:w14="http://schemas.microsoft.com/office/word/2010/wordml" xmlns:w15="http://schemas.microsoft.com/office/word/2012/wordml" xmlns:w16cex="http://schemas.microsoft.com/office/word/2018/wordml/cex" xmlns:w16cid="http://schemas.microsoft.com/office/word/2016/wordml/cid" xmlns:w16="http://schemas.microsoft.com/office/word/2018/wordml" xmlns:w16du="http://schemas.microsoft.com/office/word/2023/wordml/word16du" xmlns:w16sdtdh="http://schemas.microsoft.com/office/word/2020/wordml/sdtdatahash" xmlns:w16sdtfl="http://schemas.microsoft.com/office/word/2024/wordml/sdtformatlock" xmlns:w16se="http://schemas.microsoft.com/office/word/2015/wordml/symex" xmlns:wpg="http://schemas.microsoft.com/office/word/2010/wordprocessingGroup" xmlns:wpi="http://schemas.microsoft.com/office/word/2010/wordprocessingInk" xmlns:wne="http://schemas.microsoft.com/office/word/2006/wordml" xmlns:wps="http://schemas.microsoft.com/office/word/2010/wordprocessingShape" mc:Ignorable="w14 w15 w16se w16cid w16 w16cex w16sdtdh w16sdtfl w16du wp14">
+<w:footnotes xmlns:wpc="http://schemas.microsoft.com/office/word/2010/wordprocessingCanvas" xmlns:cx="http://schemas.microsoft.com/office/drawing/2014/chartex" xmlns:cx1="http://schemas.microsoft.com/office/drawing/2015/9/8/chartex" xmlns:cx2="http://schemas.microsoft.com/office/drawing/2015/10/21/chartex" xmlns:cx3="http://schemas.microsoft.com/office/drawing/2016/5/9/chartex" xmlns:cx4="http://schemas.microsoft.com/office/drawing/2016/5/10/chartex" xmlns:cx5="http://schemas.microsoft.com/office/drawing/2016/5/11/chartex" xmlns:cx6="http://schemas.microsoft.com/office/drawing/2016/5/12/chartex" xmlns:cx7="http://schemas.microsoft.com/office/drawing/2016/5/13/chartex" xmlns:cx8="http://schemas.microsoft.com/office/drawing/2016/5/14/chartex" xmlns:mc="http://schemas.openxmlformats.org/markup-compatibility/2006" xmlns:m="http://schemas.openxmlformats.org/officeDocument/2006/math" xmlns:aink="http://schemas.microsoft.com/office/drawing/2016/ink" xmlns:am3d="http://schemas.microsoft.com/office/drawing/2017/model3d" xmlns:oel="http://schemas.microsoft.com/office/2019/extlst" xmlns:r="http://schemas.openxmlformats.org/officeDocument/2006/relationships" xmlns:wp14="http://schemas.microsoft.com/office/word/2010/wordprocessingDrawing" xmlns:wp="http://schemas.openxmlformats.org/drawingml/2006/wordprocessingDrawing" xmlns:wpg="http://schemas.microsoft.com/office/word/2010/wordprocessingGroup" xmlns:wpi="http://schemas.microsoft.com/office/word/2010/wordprocessingInk" xmlns:wps="http://schemas.microsoft.com/office/word/2010/wordprocessingShape" xmlns:o="urn:schemas-microsoft-com:office:office" xmlns:v="urn:schemas-microsoft-com:vml" xmlns:w10="urn:schemas-microsoft-com:office:word" xmlns:w="http://schemas.openxmlformats.org/wordprocessingml/2006/main" xmlns:w14="http://schemas.microsoft.com/office/word/2010/wordml" xmlns:w15="http://schemas.microsoft.com/office/word/2012/wordml" xmlns:w16cei="http://schemas.microsoft.com/office/word/2026/wordml/cei" xmlns:w16cex="http://schemas.microsoft.com/office/word/2018/wordml/cex" xmlns:w16cid="http://schemas.microsoft.com/office/word/2016/wordml/cid" xmlns:w16="http://schemas.microsoft.com/office/word/2018/wordml" xmlns:w16sdtdh="http://schemas.microsoft.com/office/word/2020/wordml/sdtdatahash" xmlns:w16sdtfl="http://schemas.microsoft.com/office/word/2024/wordml/sdtformatlock" xmlns:w16se="http://schemas.microsoft.com/office/word/2015/wordml/symex" xmlns:w16du="http://schemas.microsoft.com/office/word/2023/wordml/word16du" xmlns:wne="http://schemas.microsoft.com/office/word/2006/wordml" mc:Ignorable="w14 w15 w16se w16cid w16 w16cex w16sdtdh w16sdtfl w16du wp14">
   <w:footnote w:type="separator" w:id="-1">
     <w:p>
       <w:pPr>
@@ -5001,7 +3212,7 @@
 </file>
 
 <file path=word/header1.xml><?xml version="1.0" encoding="utf-8"?>
-<w:hdr xmlns:wpc="http://schemas.microsoft.com/office/word/2010/wordprocessingCanvas" xmlns:cx="http://schemas.microsoft.com/office/drawing/2014/chartex" xmlns:cx1="http://schemas.microsoft.com/office/drawing/2015/9/8/chartex" xmlns:cx2="http://schemas.microsoft.com/office/drawing/2015/10/21/chartex" xmlns:cx3="http://schemas.microsoft.com/office/drawing/2016/5/9/chartex" xmlns:cx4="http://schemas.microsoft.com/office/drawing/2016/5/10/chartex" xmlns:cx5="http://schemas.microsoft.com/office/drawing/2016/5/11/chartex" xmlns:cx6="http://schemas.microsoft.com/office/drawing/2016/5/12/chartex" xmlns:cx7="http://schemas.microsoft.com/office/drawing/2016/5/13/chartex" xmlns:cx8="http://schemas.microsoft.com/office/drawing/2016/5/14/chartex" xmlns:mc="http://schemas.openxmlformats.org/markup-compatibility/2006" xmlns:aink="http://schemas.microsoft.com/office/drawing/2016/ink" xmlns:am3d="http://schemas.microsoft.com/office/drawing/2017/model3d" xmlns:o="urn:schemas-microsoft-com:office:office" xmlns:oel="http://schemas.microsoft.com/office/2019/extlst" xmlns:r="http://schemas.openxmlformats.org/officeDocument/2006/relationships" xmlns:m="http://schemas.openxmlformats.org/officeDocument/2006/math" xmlns:v="urn:schemas-microsoft-com:vml" xmlns:wp14="http://schemas.microsoft.com/office/word/2010/wordprocessingDrawing" xmlns:wp="http://schemas.openxmlformats.org/drawingml/2006/wordprocessingDrawing" xmlns:w10="urn:schemas-microsoft-com:office:word" xmlns:w="http://schemas.openxmlformats.org/wordprocessingml/2006/main" xmlns:w14="http://schemas.microsoft.com/office/word/2010/wordml" xmlns:w15="http://schemas.microsoft.com/office/word/2012/wordml" xmlns:w16cex="http://schemas.microsoft.com/office/word/2018/wordml/cex" xmlns:w16cid="http://schemas.microsoft.com/office/word/2016/wordml/cid" xmlns:w16="http://schemas.microsoft.com/office/word/2018/wordml" xmlns:w16du="http://schemas.microsoft.com/office/word/2023/wordml/word16du" xmlns:w16sdtdh="http://schemas.microsoft.com/office/word/2020/wordml/sdtdatahash" xmlns:w16sdtfl="http://schemas.microsoft.com/office/word/2024/wordml/sdtformatlock" xmlns:w16se="http://schemas.microsoft.com/office/word/2015/wordml/symex" xmlns:wpg="http://schemas.microsoft.com/office/word/2010/wordprocessingGroup" xmlns:wpi="http://schemas.microsoft.com/office/word/2010/wordprocessingInk" xmlns:wne="http://schemas.microsoft.com/office/word/2006/wordml" xmlns:wps="http://schemas.microsoft.com/office/word/2010/wordprocessingShape" mc:Ignorable="w14 w15 w16se w16cid w16 w16cex w16sdtdh w16sdtfl w16du wp14">
+<w:hdr xmlns:wpc="http://schemas.microsoft.com/office/word/2010/wordprocessingCanvas" xmlns:cx="http://schemas.microsoft.com/office/drawing/2014/chartex" xmlns:cx1="http://schemas.microsoft.com/office/drawing/2015/9/8/chartex" xmlns:cx2="http://schemas.microsoft.com/office/drawing/2015/10/21/chartex" xmlns:cx3="http://schemas.microsoft.com/office/drawing/2016/5/9/chartex" xmlns:cx4="http://schemas.microsoft.com/office/drawing/2016/5/10/chartex" xmlns:cx5="http://schemas.microsoft.com/office/drawing/2016/5/11/chartex" xmlns:cx6="http://schemas.microsoft.com/office/drawing/2016/5/12/chartex" xmlns:cx7="http://schemas.microsoft.com/office/drawing/2016/5/13/chartex" xmlns:cx8="http://schemas.microsoft.com/office/drawing/2016/5/14/chartex" xmlns:mc="http://schemas.openxmlformats.org/markup-compatibility/2006" xmlns:m="http://schemas.openxmlformats.org/officeDocument/2006/math" xmlns:aink="http://schemas.microsoft.com/office/drawing/2016/ink" xmlns:am3d="http://schemas.microsoft.com/office/drawing/2017/model3d" xmlns:oel="http://schemas.microsoft.com/office/2019/extlst" xmlns:r="http://schemas.openxmlformats.org/officeDocument/2006/relationships" xmlns:wp14="http://schemas.microsoft.com/office/word/2010/wordprocessingDrawing" xmlns:wp="http://schemas.openxmlformats.org/drawingml/2006/wordprocessingDrawing" xmlns:wpg="http://schemas.microsoft.com/office/word/2010/wordprocessingGroup" xmlns:wpi="http://schemas.microsoft.com/office/word/2010/wordprocessingInk" xmlns:wps="http://schemas.microsoft.com/office/word/2010/wordprocessingShape" xmlns:o="urn:schemas-microsoft-com:office:office" xmlns:v="urn:schemas-microsoft-com:vml" xmlns:w10="urn:schemas-microsoft-com:office:word" xmlns:w="http://schemas.openxmlformats.org/wordprocessingml/2006/main" xmlns:w14="http://schemas.microsoft.com/office/word/2010/wordml" xmlns:w15="http://schemas.microsoft.com/office/word/2012/wordml" xmlns:w16cei="http://schemas.microsoft.com/office/word/2026/wordml/cei" xmlns:w16cex="http://schemas.microsoft.com/office/word/2018/wordml/cex" xmlns:w16cid="http://schemas.microsoft.com/office/word/2016/wordml/cid" xmlns:w16="http://schemas.microsoft.com/office/word/2018/wordml" xmlns:w16sdtdh="http://schemas.microsoft.com/office/word/2020/wordml/sdtdatahash" xmlns:w16sdtfl="http://schemas.microsoft.com/office/word/2024/wordml/sdtformatlock" xmlns:w16se="http://schemas.microsoft.com/office/word/2015/wordml/symex" xmlns:w16du="http://schemas.microsoft.com/office/word/2023/wordml/word16du" xmlns:wne="http://schemas.microsoft.com/office/word/2006/wordml" mc:Ignorable="w14 w15 w16se w16cid w16 w16cex w16sdtdh w16sdtfl w16du wp14">
   <w:p>
     <w:pPr>
       <w:pStyle w:val="En-tte"/>
@@ -5067,7 +3278,7 @@
 </file>
 
 <file path=word/numbering.xml><?xml version="1.0" encoding="utf-8"?>
-<w:numbering xmlns:wpc="http://schemas.microsoft.com/office/word/2010/wordprocessingCanvas" xmlns:cx="http://schemas.microsoft.com/office/drawing/2014/chartex" xmlns:cx1="http://schemas.microsoft.com/office/drawing/2015/9/8/chartex" xmlns:cx2="http://schemas.microsoft.com/office/drawing/2015/10/21/chartex" xmlns:cx3="http://schemas.microsoft.com/office/drawing/2016/5/9/chartex" xmlns:cx4="http://schemas.microsoft.com/office/drawing/2016/5/10/chartex" xmlns:cx5="http://schemas.microsoft.com/office/drawing/2016/5/11/chartex" xmlns:cx6="http://schemas.microsoft.com/office/drawing/2016/5/12/chartex" xmlns:cx7="http://schemas.microsoft.com/office/drawing/2016/5/13/chartex" xmlns:cx8="http://schemas.microsoft.com/office/drawing/2016/5/14/chartex" xmlns:mc="http://schemas.openxmlformats.org/markup-compatibility/2006" xmlns:aink="http://schemas.microsoft.com/office/drawing/2016/ink" xmlns:am3d="http://schemas.microsoft.com/office/drawing/2017/model3d" xmlns:o="urn:schemas-microsoft-com:office:office" xmlns:oel="http://schemas.microsoft.com/office/2019/extlst" xmlns:r="http://schemas.openxmlformats.org/officeDocument/2006/relationships" xmlns:m="http://schemas.openxmlformats.org/officeDocument/2006/math" xmlns:v="urn:schemas-microsoft-com:vml" xmlns:wp14="http://schemas.microsoft.com/office/word/2010/wordprocessingDrawing" xmlns:wp="http://schemas.openxmlformats.org/drawingml/2006/wordprocessingDrawing" xmlns:w10="urn:schemas-microsoft-com:office:word" xmlns:w="http://schemas.openxmlformats.org/wordprocessingml/2006/main" xmlns:w14="http://schemas.microsoft.com/office/word/2010/wordml" xmlns:w15="http://schemas.microsoft.com/office/word/2012/wordml" xmlns:w16cex="http://schemas.microsoft.com/office/word/2018/wordml/cex" xmlns:w16cid="http://schemas.microsoft.com/office/word/2016/wordml/cid" xmlns:w16="http://schemas.microsoft.com/office/word/2018/wordml" xmlns:w16du="http://schemas.microsoft.com/office/word/2023/wordml/word16du" xmlns:w16sdtdh="http://schemas.microsoft.com/office/word/2020/wordml/sdtdatahash" xmlns:w16sdtfl="http://schemas.microsoft.com/office/word/2024/wordml/sdtformatlock" xmlns:w16se="http://schemas.microsoft.com/office/word/2015/wordml/symex" xmlns:wpg="http://schemas.microsoft.com/office/word/2010/wordprocessingGroup" xmlns:wpi="http://schemas.microsoft.com/office/word/2010/wordprocessingInk" xmlns:wne="http://schemas.microsoft.com/office/word/2006/wordml" xmlns:wps="http://schemas.microsoft.com/office/word/2010/wordprocessingShape" mc:Ignorable="w14 w15 w16se w16cid w16 w16cex w16sdtdh w16sdtfl w16du wp14">
+<w:numbering xmlns:wpc="http://schemas.microsoft.com/office/word/2010/wordprocessingCanvas" xmlns:cx="http://schemas.microsoft.com/office/drawing/2014/chartex" xmlns:cx1="http://schemas.microsoft.com/office/drawing/2015/9/8/chartex" xmlns:cx2="http://schemas.microsoft.com/office/drawing/2015/10/21/chartex" xmlns:cx3="http://schemas.microsoft.com/office/drawing/2016/5/9/chartex" xmlns:cx4="http://schemas.microsoft.com/office/drawing/2016/5/10/chartex" xmlns:cx5="http://schemas.microsoft.com/office/drawing/2016/5/11/chartex" xmlns:cx6="http://schemas.microsoft.com/office/drawing/2016/5/12/chartex" xmlns:cx7="http://schemas.microsoft.com/office/drawing/2016/5/13/chartex" xmlns:cx8="http://schemas.microsoft.com/office/drawing/2016/5/14/chartex" xmlns:mc="http://schemas.openxmlformats.org/markup-compatibility/2006" xmlns:m="http://schemas.openxmlformats.org/officeDocument/2006/math" xmlns:aink="http://schemas.microsoft.com/office/drawing/2016/ink" xmlns:am3d="http://schemas.microsoft.com/office/drawing/2017/model3d" xmlns:oel="http://schemas.microsoft.com/office/2019/extlst" xmlns:r="http://schemas.openxmlformats.org/officeDocument/2006/relationships" xmlns:wp14="http://schemas.microsoft.com/office/word/2010/wordprocessingDrawing" xmlns:wp="http://schemas.openxmlformats.org/drawingml/2006/wordprocessingDrawing" xmlns:wpg="http://schemas.microsoft.com/office/word/2010/wordprocessingGroup" xmlns:wpi="http://schemas.microsoft.com/office/word/2010/wordprocessingInk" xmlns:wps="http://schemas.microsoft.com/office/word/2010/wordprocessingShape" xmlns:o="urn:schemas-microsoft-com:office:office" xmlns:v="urn:schemas-microsoft-com:vml" xmlns:w10="urn:schemas-microsoft-com:office:word" xmlns:w="http://schemas.openxmlformats.org/wordprocessingml/2006/main" xmlns:w14="http://schemas.microsoft.com/office/word/2010/wordml" xmlns:w15="http://schemas.microsoft.com/office/word/2012/wordml" xmlns:w16cei="http://schemas.microsoft.com/office/word/2026/wordml/cei" xmlns:w16cex="http://schemas.microsoft.com/office/word/2018/wordml/cex" xmlns:w16cid="http://schemas.microsoft.com/office/word/2016/wordml/cid" xmlns:w16="http://schemas.microsoft.com/office/word/2018/wordml" xmlns:w16sdtdh="http://schemas.microsoft.com/office/word/2020/wordml/sdtdatahash" xmlns:w16sdtfl="http://schemas.microsoft.com/office/word/2024/wordml/sdtformatlock" xmlns:w16se="http://schemas.microsoft.com/office/word/2015/wordml/symex" xmlns:w16du="http://schemas.microsoft.com/office/word/2023/wordml/word16du" xmlns:wne="http://schemas.microsoft.com/office/word/2006/wordml" mc:Ignorable="w14 w15 w16se w16cid w16 w16cex w16sdtdh w16sdtfl w16du wp14">
   <w:abstractNum w:abstractNumId="0" w15:restartNumberingAfterBreak="0">
     <w:nsid w:val="FFFFFF7C"/>
     <w:multiLevelType w:val="singleLevel"/>
@@ -5270,7 +3481,7 @@
 </file>
 
 <file path=word/styles.xml><?xml version="1.0" encoding="utf-8"?>
-<w:styles xmlns:mc="http://schemas.openxmlformats.org/markup-compatibility/2006" xmlns:r="http://schemas.openxmlformats.org/officeDocument/2006/relationships" xmlns:w="http://schemas.openxmlformats.org/wordprocessingml/2006/main" xmlns:w14="http://schemas.microsoft.com/office/word/2010/wordml" xmlns:w15="http://schemas.microsoft.com/office/word/2012/wordml" xmlns:w16cex="http://schemas.microsoft.com/office/word/2018/wordml/cex" xmlns:w16cid="http://schemas.microsoft.com/office/word/2016/wordml/cid" xmlns:w16="http://schemas.microsoft.com/office/word/2018/wordml" xmlns:w16du="http://schemas.microsoft.com/office/word/2023/wordml/word16du" xmlns:w16sdtdh="http://schemas.microsoft.com/office/word/2020/wordml/sdtdatahash" xmlns:w16sdtfl="http://schemas.microsoft.com/office/word/2024/wordml/sdtformatlock" xmlns:w16se="http://schemas.microsoft.com/office/word/2015/wordml/symex" mc:Ignorable="w14 w15 w16se w16cid w16 w16cex w16sdtdh w16sdtfl w16du">
+<w:styles xmlns:mc="http://schemas.openxmlformats.org/markup-compatibility/2006" xmlns:r="http://schemas.openxmlformats.org/officeDocument/2006/relationships" xmlns:w="http://schemas.openxmlformats.org/wordprocessingml/2006/main" xmlns:w14="http://schemas.microsoft.com/office/word/2010/wordml" xmlns:w15="http://schemas.microsoft.com/office/word/2012/wordml" xmlns:w16cex="http://schemas.microsoft.com/office/word/2018/wordml/cex" xmlns:w16cid="http://schemas.microsoft.com/office/word/2016/wordml/cid" xmlns:w16="http://schemas.microsoft.com/office/word/2018/wordml" xmlns:w16sdtdh="http://schemas.microsoft.com/office/word/2020/wordml/sdtdatahash" xmlns:w16sdtfl="http://schemas.microsoft.com/office/word/2024/wordml/sdtformatlock" xmlns:w16se="http://schemas.microsoft.com/office/word/2015/wordml/symex" xmlns:w16du="http://schemas.microsoft.com/office/word/2023/wordml/word16du" mc:Ignorable="w14 w15 w16se w16cid w16 w16cex w16sdtdh w16sdtfl w16du">
   <w:docDefaults>
     <w:rPrDefault>
       <w:rPr>

--- a/templates_word/convocationssiap.docx
+++ b/templates_word/convocationssiap.docx
@@ -650,14 +650,25 @@
       <w:pPr>
         <w:spacing w:after="140"/>
         <w:rPr>
+          <w:rFonts w:cs="Arial"/>
           <w:szCs w:val="20"/>
         </w:rPr>
       </w:pPr>
+    </w:p>
+    <w:p>
+      <w:pPr>
+        <w:spacing w:after="140"/>
+        <w:rPr>
+          <w:rFonts w:cs="Arial"/>
+          <w:szCs w:val="20"/>
+        </w:rPr>
+      </w:pPr>
       <w:r>
         <w:rPr>
+          <w:rFonts w:cs="Arial"/>
           <w:szCs w:val="20"/>
         </w:rPr>
-        <w:t>Les modalités pratiques de déroulement sont les suivantes :</w:t>
+        <w:t xml:space="preserve">Nous vous remercions de bien vouloir vous présenter au jour, lieu et horaires indiqués ci-dessous : </w:t>
       </w:r>
     </w:p>
     <w:tbl>
